--- a/src/content/bios/Drummond-JE 2017.docx
+++ b/src/content/bios/Drummond-JE 2017.docx
@@ -1,6 +1,6 @@
 
 <file path=word/document.xml><?xml version="1.0" encoding="utf-8"?>
-<w:document xmlns:wpc="http://schemas.microsoft.com/office/word/2010/wordprocessingCanvas" xmlns:cx="http://schemas.microsoft.com/office/drawing/2014/chartex" xmlns:cx1="http://schemas.microsoft.com/office/drawing/2015/9/8/chartex" xmlns:cx2="http://schemas.microsoft.com/office/drawing/2015/10/21/chartex" xmlns:cx3="http://schemas.microsoft.com/office/drawing/2016/5/9/chartex" xmlns:cx4="http://schemas.microsoft.com/office/drawing/2016/5/10/chartex" xmlns:cx5="http://schemas.microsoft.com/office/drawing/2016/5/11/chartex" xmlns:cx6="http://schemas.microsoft.com/office/drawing/2016/5/12/chartex" xmlns:cx7="http://schemas.microsoft.com/office/drawing/2016/5/13/chartex" xmlns:cx8="http://schemas.microsoft.com/office/drawing/2016/5/14/chartex" xmlns:mc="http://schemas.openxmlformats.org/markup-compatibility/2006" xmlns:aink="http://schemas.microsoft.com/office/drawing/2016/ink" xmlns:am3d="http://schemas.microsoft.com/office/drawing/2017/model3d" xmlns:o="urn:schemas-microsoft-com:office:office" xmlns:oel="http://schemas.microsoft.com/office/2019/extlst" xmlns:r="http://schemas.openxmlformats.org/officeDocument/2006/relationships" xmlns:m="http://schemas.openxmlformats.org/officeDocument/2006/math" xmlns:v="urn:schemas-microsoft-com:vml" xmlns:wp14="http://schemas.microsoft.com/office/word/2010/wordprocessingDrawing" xmlns:wp="http://schemas.openxmlformats.org/drawingml/2006/wordprocessingDrawing" xmlns:w10="urn:schemas-microsoft-com:office:word" xmlns:w="http://schemas.openxmlformats.org/wordprocessingml/2006/main" xmlns:w14="http://schemas.microsoft.com/office/word/2010/wordml" xmlns:w15="http://schemas.microsoft.com/office/word/2012/wordml" xmlns:w16cex="http://schemas.microsoft.com/office/word/2018/wordml/cex" xmlns:w16cid="http://schemas.microsoft.com/office/word/2016/wordml/cid" xmlns:w16="http://schemas.microsoft.com/office/word/2018/wordml" xmlns:w16du="http://schemas.microsoft.com/office/word/2023/wordml/word16du" xmlns:w16sdtdh="http://schemas.microsoft.com/office/word/2020/wordml/sdtdatahash" xmlns:w16sdtfl="http://schemas.microsoft.com/office/word/2024/wordml/sdtformatlock" xmlns:w16se="http://schemas.microsoft.com/office/word/2015/wordml/symex" xmlns:wpg="http://schemas.microsoft.com/office/word/2010/wordprocessingGroup" xmlns:wpi="http://schemas.microsoft.com/office/word/2010/wordprocessingInk" xmlns:wne="http://schemas.microsoft.com/office/word/2006/wordml" xmlns:wps="http://schemas.microsoft.com/office/word/2010/wordprocessingShape" mc:Ignorable="w14 w15 w16se w16cid w16 w16cex w16sdtdh w16sdtfl w16du wp14">
+<w:document xmlns:wpc="http://schemas.microsoft.com/office/word/2010/wordprocessingCanvas" xmlns:cx="http://schemas.microsoft.com/office/drawing/2014/chartex" xmlns:cx1="http://schemas.microsoft.com/office/drawing/2015/9/8/chartex" xmlns:cx2="http://schemas.microsoft.com/office/drawing/2015/10/21/chartex" xmlns:cx3="http://schemas.microsoft.com/office/drawing/2016/5/9/chartex" xmlns:cx4="http://schemas.microsoft.com/office/drawing/2016/5/10/chartex" xmlns:cx5="http://schemas.microsoft.com/office/drawing/2016/5/11/chartex" xmlns:cx6="http://schemas.microsoft.com/office/drawing/2016/5/12/chartex" xmlns:cx7="http://schemas.microsoft.com/office/drawing/2016/5/13/chartex" xmlns:cx8="http://schemas.microsoft.com/office/drawing/2016/5/14/chartex" xmlns:mc="http://schemas.openxmlformats.org/markup-compatibility/2006" xmlns:m="http://schemas.openxmlformats.org/officeDocument/2006/math" xmlns:aink="http://schemas.microsoft.com/office/drawing/2016/ink" xmlns:am3d="http://schemas.microsoft.com/office/drawing/2017/model3d" xmlns:oel="http://schemas.microsoft.com/office/2019/extlst" xmlns:r="http://schemas.openxmlformats.org/officeDocument/2006/relationships" xmlns:wp14="http://schemas.microsoft.com/office/word/2010/wordprocessingDrawing" xmlns:wp="http://schemas.openxmlformats.org/drawingml/2006/wordprocessingDrawing" xmlns:wpg="http://schemas.microsoft.com/office/word/2010/wordprocessingGroup" xmlns:wpi="http://schemas.microsoft.com/office/word/2010/wordprocessingInk" xmlns:wps="http://schemas.microsoft.com/office/word/2010/wordprocessingShape" xmlns:o="urn:schemas-microsoft-com:office:office" xmlns:v="urn:schemas-microsoft-com:vml" xmlns:w10="urn:schemas-microsoft-com:office:word" xmlns:w="http://schemas.openxmlformats.org/wordprocessingml/2006/main" xmlns:w14="http://schemas.microsoft.com/office/word/2010/wordml" xmlns:w15="http://schemas.microsoft.com/office/word/2012/wordml" xmlns:w16cei="http://schemas.microsoft.com/office/word/2026/wordml/cei" xmlns:w16cex="http://schemas.microsoft.com/office/word/2018/wordml/cex" xmlns:w16cid="http://schemas.microsoft.com/office/word/2016/wordml/cid" xmlns:w16="http://schemas.microsoft.com/office/word/2018/wordml" xmlns:w16sdtdh="http://schemas.microsoft.com/office/word/2020/wordml/sdtdatahash" xmlns:w16sdtfl="http://schemas.microsoft.com/office/word/2024/wordml/sdtformatlock" xmlns:w16se="http://schemas.microsoft.com/office/word/2015/wordml/symex" xmlns:w16du="http://schemas.microsoft.com/office/word/2023/wordml/word16du" xmlns:wne="http://schemas.microsoft.com/office/word/2006/wordml" mc:Ignorable="w14 w15 w16se w16cid w16 w16cex w16sdtdh w16sdtfl w16du wp14">
   <w:body>
     <w:p>
       <w:pPr>
@@ -546,27 +546,14 @@
         </w:rPr>
         <w:t xml:space="preserve">Source: </w:t>
       </w:r>
-      <w:hyperlink r:id="rId9" w:history="1">
-        <w:r>
-          <w:rPr>
-            <w:rStyle w:val="Hyperlink"/>
-            <w:rFonts w:ascii="Times New Roman" w:hAnsi="Times New Roman" w:cs="Times New Roman"/>
-            <w:sz w:val="24"/>
-            <w:szCs w:val="24"/>
-            <w:u w:val="none"/>
-            <w:lang w:val="en-GB"/>
-          </w:rPr>
-          <w:t>www.indiana.edu/~librcsd/nt/db.cgi?db=ig&amp;do=search_results&amp;details=2&amp;ID=822&amp;ID-opt</w:t>
-        </w:r>
-      </w:hyperlink>
-      <w:r>
-        <w:rPr>
-          <w:rFonts w:ascii="Times New Roman" w:hAnsi="Times New Roman" w:cs="Times New Roman"/>
-          <w:sz w:val="24"/>
-          <w:szCs w:val="24"/>
-          <w:lang w:val="en-GB"/>
-        </w:rPr>
-        <w:t xml:space="preserve"> </w:t>
+      <w:r>
+        <w:rPr>
+          <w:rFonts w:ascii="Times New Roman" w:hAnsi="Times New Roman" w:cs="Times New Roman"/>
+          <w:sz w:val="24"/>
+          <w:szCs w:val="24"/>
+          <w:lang w:val="en-GB"/>
+        </w:rPr>
+        <w:t>Drummond, n.d., United Nations Archives at Geneva, P0112</w:t>
       </w:r>
     </w:p>
     <w:p>
@@ -2045,36 +2032,43 @@
           <w:szCs w:val="24"/>
           <w:lang w:val="en-GB"/>
         </w:rPr>
+        <w:t xml:space="preserve"> Venizel</w:t>
+      </w:r>
+      <w:r>
+        <w:rPr>
+          <w:rFonts w:ascii="Times New Roman" w:hAnsi="Times New Roman" w:cs="Times New Roman"/>
+          <w:sz w:val="24"/>
+          <w:szCs w:val="24"/>
+          <w:lang w:val="en-GB"/>
+        </w:rPr>
+        <w:t>o</w:t>
+      </w:r>
+      <w:r>
+        <w:rPr>
+          <w:rFonts w:ascii="Times New Roman" w:hAnsi="Times New Roman" w:cs="Times New Roman"/>
+          <w:sz w:val="24"/>
+          <w:szCs w:val="24"/>
+          <w:lang w:val="en-GB"/>
+        </w:rPr>
+        <w:t>,</w:t>
+      </w:r>
+      <w:r>
+        <w:rPr>
+          <w:rFonts w:ascii="Times New Roman" w:hAnsi="Times New Roman" w:cs="Times New Roman"/>
+          <w:sz w:val="24"/>
+          <w:szCs w:val="24"/>
+          <w:lang w:val="en-GB"/>
+        </w:rPr>
         <w:t xml:space="preserve"> </w:t>
       </w:r>
-      <w:proofErr w:type="spellStart"/>
-      <w:r>
-        <w:rPr>
-          <w:rFonts w:ascii="Times New Roman" w:hAnsi="Times New Roman" w:cs="Times New Roman"/>
-          <w:sz w:val="24"/>
-          <w:szCs w:val="24"/>
-          <w:lang w:val="en-GB"/>
-        </w:rPr>
-        <w:t>Venizel</w:t>
-      </w:r>
-      <w:r>
-        <w:rPr>
-          <w:rFonts w:ascii="Times New Roman" w:hAnsi="Times New Roman" w:cs="Times New Roman"/>
-          <w:sz w:val="24"/>
-          <w:szCs w:val="24"/>
-          <w:lang w:val="en-GB"/>
-        </w:rPr>
-        <w:t>o</w:t>
-      </w:r>
-      <w:proofErr w:type="spellEnd"/>
-      <w:r>
-        <w:rPr>
-          <w:rFonts w:ascii="Times New Roman" w:hAnsi="Times New Roman" w:cs="Times New Roman"/>
-          <w:sz w:val="24"/>
-          <w:szCs w:val="24"/>
-          <w:lang w:val="en-GB"/>
-        </w:rPr>
-        <w:t>,</w:t>
+      <w:r>
+        <w:rPr>
+          <w:rFonts w:ascii="Times New Roman" w:hAnsi="Times New Roman" w:cs="Times New Roman"/>
+          <w:sz w:val="24"/>
+          <w:szCs w:val="24"/>
+          <w:lang w:val="en-GB"/>
+        </w:rPr>
+        <w:t>then</w:t>
       </w:r>
       <w:r>
         <w:rPr>
@@ -2092,7 +2086,34 @@
           <w:szCs w:val="24"/>
           <w:lang w:val="en-GB"/>
         </w:rPr>
-        <w:t>then</w:t>
+        <w:t xml:space="preserve">to </w:t>
+      </w:r>
+      <w:r>
+        <w:rPr>
+          <w:rFonts w:ascii="Times New Roman" w:hAnsi="Times New Roman" w:cs="Times New Roman"/>
+          <w:sz w:val="24"/>
+          <w:szCs w:val="24"/>
+          <w:lang w:val="en-GB"/>
+        </w:rPr>
+        <w:t>Czechoslovakian President</w:t>
+      </w:r>
+      <w:r>
+        <w:rPr>
+          <w:rFonts w:ascii="Times New Roman" w:hAnsi="Times New Roman" w:cs="Times New Roman"/>
+          <w:sz w:val="24"/>
+          <w:szCs w:val="24"/>
+          <w:lang w:val="en-GB"/>
+        </w:rPr>
+        <w:t xml:space="preserve"> Toma</w:t>
+      </w:r>
+      <w:r>
+        <w:rPr>
+          <w:rFonts w:ascii="Times New Roman" w:hAnsi="Times New Roman" w:cs="Times New Roman"/>
+          <w:sz w:val="24"/>
+          <w:szCs w:val="24"/>
+          <w:lang w:val="en-GB"/>
+        </w:rPr>
+        <w:t>s Masaryk, who</w:t>
       </w:r>
       <w:r>
         <w:rPr>
@@ -2110,34 +2131,16 @@
           <w:szCs w:val="24"/>
           <w:lang w:val="en-GB"/>
         </w:rPr>
-        <w:t xml:space="preserve">to </w:t>
-      </w:r>
-      <w:r>
-        <w:rPr>
-          <w:rFonts w:ascii="Times New Roman" w:hAnsi="Times New Roman" w:cs="Times New Roman"/>
-          <w:sz w:val="24"/>
-          <w:szCs w:val="24"/>
-          <w:lang w:val="en-GB"/>
-        </w:rPr>
-        <w:t>Czechoslovakian President</w:t>
-      </w:r>
-      <w:r>
-        <w:rPr>
-          <w:rFonts w:ascii="Times New Roman" w:hAnsi="Times New Roman" w:cs="Times New Roman"/>
-          <w:sz w:val="24"/>
-          <w:szCs w:val="24"/>
-          <w:lang w:val="en-GB"/>
-        </w:rPr>
-        <w:t xml:space="preserve"> Toma</w:t>
-      </w:r>
-      <w:r>
-        <w:rPr>
-          <w:rFonts w:ascii="Times New Roman" w:hAnsi="Times New Roman" w:cs="Times New Roman"/>
-          <w:sz w:val="24"/>
-          <w:szCs w:val="24"/>
-          <w:lang w:val="en-GB"/>
-        </w:rPr>
-        <w:t>s Masaryk, who</w:t>
+        <w:t>both turned</w:t>
+      </w:r>
+      <w:r>
+        <w:rPr>
+          <w:rFonts w:ascii="Times New Roman" w:hAnsi="Times New Roman" w:cs="Times New Roman"/>
+          <w:sz w:val="24"/>
+          <w:szCs w:val="24"/>
+          <w:lang w:val="en-GB"/>
+        </w:rPr>
+        <w:t xml:space="preserve"> down</w:t>
       </w:r>
       <w:r>
         <w:rPr>
@@ -2155,16 +2158,7 @@
           <w:szCs w:val="24"/>
           <w:lang w:val="en-GB"/>
         </w:rPr>
-        <w:t>both turned</w:t>
-      </w:r>
-      <w:r>
-        <w:rPr>
-          <w:rFonts w:ascii="Times New Roman" w:hAnsi="Times New Roman" w:cs="Times New Roman"/>
-          <w:sz w:val="24"/>
-          <w:szCs w:val="24"/>
-          <w:lang w:val="en-GB"/>
-        </w:rPr>
-        <w:t xml:space="preserve"> down</w:t>
+        <w:t>the offer.</w:t>
       </w:r>
       <w:r>
         <w:rPr>
@@ -2182,7 +2176,34 @@
           <w:szCs w:val="24"/>
           <w:lang w:val="en-GB"/>
         </w:rPr>
-        <w:t>the offer.</w:t>
+        <w:t>With</w:t>
+      </w:r>
+      <w:r>
+        <w:rPr>
+          <w:rFonts w:ascii="Times New Roman" w:hAnsi="Times New Roman" w:cs="Times New Roman"/>
+          <w:sz w:val="24"/>
+          <w:szCs w:val="24"/>
+          <w:lang w:val="en-GB"/>
+        </w:rPr>
+        <w:t xml:space="preserve"> no other candidates </w:t>
+      </w:r>
+      <w:r>
+        <w:rPr>
+          <w:rFonts w:ascii="Times New Roman" w:hAnsi="Times New Roman" w:cs="Times New Roman"/>
+          <w:sz w:val="24"/>
+          <w:szCs w:val="24"/>
+          <w:lang w:val="en-GB"/>
+        </w:rPr>
+        <w:t xml:space="preserve">available </w:t>
+      </w:r>
+      <w:r>
+        <w:rPr>
+          <w:rFonts w:ascii="Times New Roman" w:hAnsi="Times New Roman" w:cs="Times New Roman"/>
+          <w:sz w:val="24"/>
+          <w:szCs w:val="24"/>
+          <w:lang w:val="en-GB"/>
+        </w:rPr>
+        <w:t>to play the political role initially envisaged, the nature of the office was reconsidered</w:t>
       </w:r>
       <w:r>
         <w:rPr>
@@ -2200,51 +2221,6 @@
           <w:szCs w:val="24"/>
           <w:lang w:val="en-GB"/>
         </w:rPr>
-        <w:t>With</w:t>
-      </w:r>
-      <w:r>
-        <w:rPr>
-          <w:rFonts w:ascii="Times New Roman" w:hAnsi="Times New Roman" w:cs="Times New Roman"/>
-          <w:sz w:val="24"/>
-          <w:szCs w:val="24"/>
-          <w:lang w:val="en-GB"/>
-        </w:rPr>
-        <w:t xml:space="preserve"> no other candidates </w:t>
-      </w:r>
-      <w:r>
-        <w:rPr>
-          <w:rFonts w:ascii="Times New Roman" w:hAnsi="Times New Roman" w:cs="Times New Roman"/>
-          <w:sz w:val="24"/>
-          <w:szCs w:val="24"/>
-          <w:lang w:val="en-GB"/>
-        </w:rPr>
-        <w:t xml:space="preserve">available </w:t>
-      </w:r>
-      <w:r>
-        <w:rPr>
-          <w:rFonts w:ascii="Times New Roman" w:hAnsi="Times New Roman" w:cs="Times New Roman"/>
-          <w:sz w:val="24"/>
-          <w:szCs w:val="24"/>
-          <w:lang w:val="en-GB"/>
-        </w:rPr>
-        <w:t>to play the political role initially envisaged, the nature of the office was reconsidered</w:t>
-      </w:r>
-      <w:r>
-        <w:rPr>
-          <w:rFonts w:ascii="Times New Roman" w:hAnsi="Times New Roman" w:cs="Times New Roman"/>
-          <w:sz w:val="24"/>
-          <w:szCs w:val="24"/>
-          <w:lang w:val="en-GB"/>
-        </w:rPr>
-        <w:t xml:space="preserve"> </w:t>
-      </w:r>
-      <w:r>
-        <w:rPr>
-          <w:rFonts w:ascii="Times New Roman" w:hAnsi="Times New Roman" w:cs="Times New Roman"/>
-          <w:sz w:val="24"/>
-          <w:szCs w:val="24"/>
-          <w:lang w:val="en-GB"/>
-        </w:rPr>
         <w:t xml:space="preserve">and </w:t>
       </w:r>
       <w:r>
@@ -2254,35 +2230,44 @@
           <w:szCs w:val="24"/>
           <w:lang w:val="en-GB"/>
         </w:rPr>
+        <w:t>drafters of the Covenant</w:t>
+      </w:r>
+      <w:r>
+        <w:rPr>
+          <w:rFonts w:ascii="Times New Roman" w:hAnsi="Times New Roman" w:cs="Times New Roman"/>
+          <w:sz w:val="24"/>
+          <w:szCs w:val="24"/>
+          <w:lang w:val="en-GB"/>
+        </w:rPr>
+        <w:t xml:space="preserve"> decided that the position</w:t>
+      </w:r>
+      <w:r>
+        <w:rPr>
+          <w:rFonts w:ascii="Times New Roman" w:hAnsi="Times New Roman" w:cs="Times New Roman"/>
+          <w:sz w:val="24"/>
+          <w:szCs w:val="24"/>
+          <w:lang w:val="en-GB"/>
+        </w:rPr>
+        <w:t>, now called Secretary-General,</w:t>
+      </w:r>
+      <w:r>
+        <w:rPr>
+          <w:rFonts w:ascii="Times New Roman" w:hAnsi="Times New Roman" w:cs="Times New Roman"/>
+          <w:sz w:val="24"/>
+          <w:szCs w:val="24"/>
+          <w:lang w:val="en-GB"/>
+        </w:rPr>
+        <w:t xml:space="preserve"> should be one </w:t>
+      </w:r>
+      <w:r>
+        <w:rPr>
+          <w:rFonts w:ascii="Times New Roman" w:hAnsi="Times New Roman" w:cs="Times New Roman"/>
+          <w:sz w:val="24"/>
+          <w:szCs w:val="24"/>
+          <w:lang w:val="en-GB"/>
+        </w:rPr>
         <w:lastRenderedPageBreak/>
-        <w:t>drafters of the Covenant</w:t>
-      </w:r>
-      <w:r>
-        <w:rPr>
-          <w:rFonts w:ascii="Times New Roman" w:hAnsi="Times New Roman" w:cs="Times New Roman"/>
-          <w:sz w:val="24"/>
-          <w:szCs w:val="24"/>
-          <w:lang w:val="en-GB"/>
-        </w:rPr>
-        <w:t xml:space="preserve"> decided that the position</w:t>
-      </w:r>
-      <w:r>
-        <w:rPr>
-          <w:rFonts w:ascii="Times New Roman" w:hAnsi="Times New Roman" w:cs="Times New Roman"/>
-          <w:sz w:val="24"/>
-          <w:szCs w:val="24"/>
-          <w:lang w:val="en-GB"/>
-        </w:rPr>
-        <w:t>, now called Secretary-General,</w:t>
-      </w:r>
-      <w:r>
-        <w:rPr>
-          <w:rFonts w:ascii="Times New Roman" w:hAnsi="Times New Roman" w:cs="Times New Roman"/>
-          <w:sz w:val="24"/>
-          <w:szCs w:val="24"/>
-          <w:lang w:val="en-GB"/>
-        </w:rPr>
-        <w:t xml:space="preserve"> should be one of a non-political functionary patterned along the lines of a senior government civil servant. </w:t>
+        <w:t xml:space="preserve">of a non-political functionary patterned along the lines of a senior government civil servant. </w:t>
       </w:r>
       <w:r>
         <w:rPr>
@@ -3885,6 +3870,7 @@
         </w:rPr>
         <w:t xml:space="preserve">orld </w:t>
       </w:r>
+      <w:proofErr w:type="gramStart"/>
       <w:r>
         <w:rPr>
           <w:rFonts w:ascii="Times New Roman" w:hAnsi="Times New Roman" w:cs="Times New Roman"/>
@@ -3919,7 +3905,17 @@
           <w:szCs w:val="24"/>
           <w:lang w:val="en-GB"/>
         </w:rPr>
-        <w:t>but rather aimed to develop a League of Nations</w:t>
+        <w:t>but</w:t>
+      </w:r>
+      <w:proofErr w:type="gramEnd"/>
+      <w:r>
+        <w:rPr>
+          <w:rFonts w:ascii="Times New Roman" w:hAnsi="Times New Roman" w:cs="Times New Roman"/>
+          <w:sz w:val="24"/>
+          <w:szCs w:val="24"/>
+          <w:lang w:val="en-GB"/>
+        </w:rPr>
+        <w:t xml:space="preserve"> rather aimed to develop a League of Nations</w:t>
       </w:r>
       <w:r>
         <w:rPr>
@@ -4247,7 +4243,52 @@
           <w:szCs w:val="24"/>
           <w:lang w:val="en-GB"/>
         </w:rPr>
-        <w:t xml:space="preserve"> (1979: </w:t>
+        <w:t xml:space="preserve"> (1979: 130-131)</w:t>
+      </w:r>
+      <w:r>
+        <w:rPr>
+          <w:rFonts w:ascii="Times New Roman" w:hAnsi="Times New Roman" w:cs="Times New Roman"/>
+          <w:sz w:val="24"/>
+          <w:szCs w:val="24"/>
+          <w:lang w:val="en-GB"/>
+        </w:rPr>
+        <w:t xml:space="preserve">, </w:t>
+      </w:r>
+      <w:r>
+        <w:rPr>
+          <w:rFonts w:ascii="Times New Roman" w:hAnsi="Times New Roman" w:cs="Times New Roman"/>
+          <w:sz w:val="24"/>
+          <w:szCs w:val="24"/>
+          <w:lang w:val="en-GB"/>
+        </w:rPr>
+        <w:t>observed</w:t>
+      </w:r>
+      <w:r>
+        <w:rPr>
+          <w:rFonts w:ascii="Times New Roman" w:hAnsi="Times New Roman" w:cs="Times New Roman"/>
+          <w:sz w:val="24"/>
+          <w:szCs w:val="24"/>
+          <w:lang w:val="en-GB"/>
+        </w:rPr>
+        <w:t>,</w:t>
+      </w:r>
+      <w:r>
+        <w:rPr>
+          <w:rFonts w:ascii="Times New Roman" w:hAnsi="Times New Roman" w:cs="Times New Roman"/>
+          <w:sz w:val="24"/>
+          <w:szCs w:val="24"/>
+          <w:lang w:val="en-GB"/>
+        </w:rPr>
+        <w:t xml:space="preserve"> the Foreign Office was ‘</w:t>
+      </w:r>
+      <w:r>
+        <w:rPr>
+          <w:rFonts w:ascii="Times New Roman" w:hAnsi="Times New Roman" w:cs="Times New Roman"/>
+          <w:sz w:val="24"/>
+          <w:szCs w:val="24"/>
+          <w:lang w:val="en-GB"/>
+        </w:rPr>
+        <w:t>willing within certain limits to work in co-</w:t>
       </w:r>
       <w:r>
         <w:rPr>
@@ -4257,52 +4298,7 @@
           <w:lang w:val="en-GB"/>
         </w:rPr>
         <w:lastRenderedPageBreak/>
-        <w:t>130-131)</w:t>
-      </w:r>
-      <w:r>
-        <w:rPr>
-          <w:rFonts w:ascii="Times New Roman" w:hAnsi="Times New Roman" w:cs="Times New Roman"/>
-          <w:sz w:val="24"/>
-          <w:szCs w:val="24"/>
-          <w:lang w:val="en-GB"/>
-        </w:rPr>
-        <w:t xml:space="preserve">, </w:t>
-      </w:r>
-      <w:r>
-        <w:rPr>
-          <w:rFonts w:ascii="Times New Roman" w:hAnsi="Times New Roman" w:cs="Times New Roman"/>
-          <w:sz w:val="24"/>
-          <w:szCs w:val="24"/>
-          <w:lang w:val="en-GB"/>
-        </w:rPr>
-        <w:t>observed</w:t>
-      </w:r>
-      <w:r>
-        <w:rPr>
-          <w:rFonts w:ascii="Times New Roman" w:hAnsi="Times New Roman" w:cs="Times New Roman"/>
-          <w:sz w:val="24"/>
-          <w:szCs w:val="24"/>
-          <w:lang w:val="en-GB"/>
-        </w:rPr>
-        <w:t>,</w:t>
-      </w:r>
-      <w:r>
-        <w:rPr>
-          <w:rFonts w:ascii="Times New Roman" w:hAnsi="Times New Roman" w:cs="Times New Roman"/>
-          <w:sz w:val="24"/>
-          <w:szCs w:val="24"/>
-          <w:lang w:val="en-GB"/>
-        </w:rPr>
-        <w:t xml:space="preserve"> the Foreign Office was ‘</w:t>
-      </w:r>
-      <w:r>
-        <w:rPr>
-          <w:rFonts w:ascii="Times New Roman" w:hAnsi="Times New Roman" w:cs="Times New Roman"/>
-          <w:sz w:val="24"/>
-          <w:szCs w:val="24"/>
-          <w:lang w:val="en-GB"/>
-        </w:rPr>
-        <w:t>willing within certain limits to work in co-operation with the world organization and saw in the League system certain advantages in helping implement British foreign policy desires and maintain peace. These attitudes in turn helped Drummond immeasurably in executing his own task in Geneva</w:t>
+        <w:t>operation with the world organization and saw in the League system certain advantages in helping implement British foreign policy desires and maintain peace. These attitudes in turn helped Drummond immeasurably in executing his own task in Geneva</w:t>
       </w:r>
       <w:r>
         <w:rPr>
@@ -5693,7 +5689,17 @@
           <w:szCs w:val="24"/>
           <w:lang w:val="en-GB"/>
         </w:rPr>
-        <w:t xml:space="preserve"> in conflicts such as the Costa Rican-P</w:t>
+        <w:t xml:space="preserve"> in conflicts such as the Costa </w:t>
+      </w:r>
+      <w:proofErr w:type="gramStart"/>
+      <w:r>
+        <w:rPr>
+          <w:rFonts w:ascii="Times New Roman" w:hAnsi="Times New Roman" w:cs="Times New Roman"/>
+          <w:sz w:val="24"/>
+          <w:szCs w:val="24"/>
+          <w:lang w:val="en-GB"/>
+        </w:rPr>
+        <w:t>Rican-P</w:t>
       </w:r>
       <w:r>
         <w:rPr>
@@ -5711,7 +5717,17 @@
           <w:szCs w:val="24"/>
           <w:lang w:val="en-GB"/>
         </w:rPr>
-        <w:t>anian di</w:t>
+        <w:t>anian</w:t>
+      </w:r>
+      <w:proofErr w:type="gramEnd"/>
+      <w:r>
+        <w:rPr>
+          <w:rFonts w:ascii="Times New Roman" w:hAnsi="Times New Roman" w:cs="Times New Roman"/>
+          <w:sz w:val="24"/>
+          <w:szCs w:val="24"/>
+          <w:lang w:val="en-GB"/>
+        </w:rPr>
+        <w:t xml:space="preserve"> di</w:t>
       </w:r>
       <w:r>
         <w:rPr>
@@ -6224,35 +6240,44 @@
           <w:szCs w:val="24"/>
           <w:lang w:val="en-GB"/>
         </w:rPr>
+        <w:t>Thomas, Drummond did not place much importance in international public opinion</w:t>
+      </w:r>
+      <w:r>
+        <w:rPr>
+          <w:rFonts w:ascii="Times New Roman" w:hAnsi="Times New Roman" w:cs="Times New Roman"/>
+          <w:sz w:val="24"/>
+          <w:szCs w:val="24"/>
+          <w:lang w:val="en-GB"/>
+        </w:rPr>
+        <w:t>,</w:t>
+      </w:r>
+      <w:r>
+        <w:rPr>
+          <w:rFonts w:ascii="Times New Roman" w:hAnsi="Times New Roman" w:cs="Times New Roman"/>
+          <w:sz w:val="24"/>
+          <w:szCs w:val="24"/>
+          <w:lang w:val="en-GB"/>
+        </w:rPr>
+        <w:t xml:space="preserve"> </w:t>
+      </w:r>
+      <w:r>
+        <w:rPr>
+          <w:rFonts w:ascii="Times New Roman" w:hAnsi="Times New Roman" w:cs="Times New Roman"/>
+          <w:sz w:val="24"/>
+          <w:szCs w:val="24"/>
+          <w:lang w:val="en-GB"/>
+        </w:rPr>
+        <w:t xml:space="preserve">with the </w:t>
+      </w:r>
+      <w:r>
+        <w:rPr>
+          <w:rFonts w:ascii="Times New Roman" w:hAnsi="Times New Roman" w:cs="Times New Roman"/>
+          <w:sz w:val="24"/>
+          <w:szCs w:val="24"/>
+          <w:lang w:val="en-GB"/>
+        </w:rPr>
         <w:lastRenderedPageBreak/>
-        <w:t>Thomas, Drummond did not place much importance in international public opinion</w:t>
-      </w:r>
-      <w:r>
-        <w:rPr>
-          <w:rFonts w:ascii="Times New Roman" w:hAnsi="Times New Roman" w:cs="Times New Roman"/>
-          <w:sz w:val="24"/>
-          <w:szCs w:val="24"/>
-          <w:lang w:val="en-GB"/>
-        </w:rPr>
-        <w:t>,</w:t>
-      </w:r>
-      <w:r>
-        <w:rPr>
-          <w:rFonts w:ascii="Times New Roman" w:hAnsi="Times New Roman" w:cs="Times New Roman"/>
-          <w:sz w:val="24"/>
-          <w:szCs w:val="24"/>
-          <w:lang w:val="en-GB"/>
-        </w:rPr>
-        <w:t xml:space="preserve"> </w:t>
-      </w:r>
-      <w:r>
-        <w:rPr>
-          <w:rFonts w:ascii="Times New Roman" w:hAnsi="Times New Roman" w:cs="Times New Roman"/>
-          <w:sz w:val="24"/>
-          <w:szCs w:val="24"/>
-          <w:lang w:val="en-GB"/>
-        </w:rPr>
-        <w:t>with the result that</w:t>
+        <w:t>result that</w:t>
       </w:r>
       <w:r>
         <w:rPr>
@@ -8688,7 +8713,97 @@
           <w:szCs w:val="24"/>
           <w:lang w:val="en-GB"/>
         </w:rPr>
-        <w:t xml:space="preserve">blic </w:t>
+        <w:t>blic opinion</w:t>
+      </w:r>
+      <w:r>
+        <w:rPr>
+          <w:rFonts w:ascii="Times New Roman" w:hAnsi="Times New Roman" w:cs="Times New Roman"/>
+          <w:sz w:val="24"/>
+          <w:szCs w:val="24"/>
+          <w:lang w:val="en-GB"/>
+        </w:rPr>
+        <w:t xml:space="preserve">s </w:t>
+      </w:r>
+      <w:r>
+        <w:rPr>
+          <w:rFonts w:ascii="Times New Roman" w:hAnsi="Times New Roman" w:cs="Times New Roman"/>
+          <w:sz w:val="24"/>
+          <w:szCs w:val="24"/>
+          <w:lang w:val="en-GB"/>
+        </w:rPr>
+        <w:t xml:space="preserve">while similar </w:t>
+      </w:r>
+      <w:r>
+        <w:rPr>
+          <w:rFonts w:ascii="Times New Roman" w:hAnsi="Times New Roman" w:cs="Times New Roman"/>
+          <w:sz w:val="24"/>
+          <w:szCs w:val="24"/>
+          <w:lang w:val="en-GB"/>
+        </w:rPr>
+        <w:t>activities</w:t>
+      </w:r>
+      <w:r>
+        <w:rPr>
+          <w:rFonts w:ascii="Times New Roman" w:hAnsi="Times New Roman" w:cs="Times New Roman"/>
+          <w:sz w:val="24"/>
+          <w:szCs w:val="24"/>
+          <w:lang w:val="en-GB"/>
+        </w:rPr>
+        <w:t xml:space="preserve"> were </w:t>
+      </w:r>
+      <w:r>
+        <w:rPr>
+          <w:rFonts w:ascii="Times New Roman" w:hAnsi="Times New Roman" w:cs="Times New Roman"/>
+          <w:sz w:val="24"/>
+          <w:szCs w:val="24"/>
+          <w:lang w:val="en-GB"/>
+        </w:rPr>
+        <w:t xml:space="preserve">strongly discouraged in the </w:t>
+      </w:r>
+      <w:r>
+        <w:rPr>
+          <w:rFonts w:ascii="Times New Roman" w:hAnsi="Times New Roman" w:cs="Times New Roman"/>
+          <w:sz w:val="24"/>
+          <w:szCs w:val="24"/>
+          <w:lang w:val="en-GB"/>
+        </w:rPr>
+        <w:t xml:space="preserve">Secretariat’s </w:t>
+      </w:r>
+      <w:r>
+        <w:rPr>
+          <w:rFonts w:ascii="Times New Roman" w:hAnsi="Times New Roman" w:cs="Times New Roman"/>
+          <w:sz w:val="24"/>
+          <w:szCs w:val="24"/>
+          <w:lang w:val="en-GB"/>
+        </w:rPr>
+        <w:t>lo</w:t>
+      </w:r>
+      <w:r>
+        <w:rPr>
+          <w:rFonts w:ascii="Times New Roman" w:hAnsi="Times New Roman" w:cs="Times New Roman"/>
+          <w:sz w:val="24"/>
+          <w:szCs w:val="24"/>
+          <w:lang w:val="en-GB"/>
+        </w:rPr>
+        <w:t>wer echelons</w:t>
+      </w:r>
+      <w:r>
+        <w:rPr>
+          <w:rFonts w:ascii="Times New Roman" w:hAnsi="Times New Roman" w:cs="Times New Roman"/>
+          <w:sz w:val="24"/>
+          <w:szCs w:val="24"/>
+          <w:lang w:val="en-GB"/>
+        </w:rPr>
+        <w:t>,</w:t>
+      </w:r>
+      <w:r>
+        <w:rPr>
+          <w:rFonts w:ascii="Times New Roman" w:hAnsi="Times New Roman" w:cs="Times New Roman"/>
+          <w:sz w:val="24"/>
+          <w:szCs w:val="24"/>
+          <w:lang w:val="en-GB"/>
+        </w:rPr>
+        <w:t xml:space="preserve"> </w:t>
       </w:r>
       <w:r>
         <w:rPr>
@@ -8698,105 +8813,6 @@
           <w:lang w:val="en-GB"/>
         </w:rPr>
         <w:lastRenderedPageBreak/>
-        <w:t>opinion</w:t>
-      </w:r>
-      <w:r>
-        <w:rPr>
-          <w:rFonts w:ascii="Times New Roman" w:hAnsi="Times New Roman" w:cs="Times New Roman"/>
-          <w:sz w:val="24"/>
-          <w:szCs w:val="24"/>
-          <w:lang w:val="en-GB"/>
-        </w:rPr>
-        <w:t xml:space="preserve">s </w:t>
-      </w:r>
-      <w:r>
-        <w:rPr>
-          <w:rFonts w:ascii="Times New Roman" w:hAnsi="Times New Roman" w:cs="Times New Roman"/>
-          <w:sz w:val="24"/>
-          <w:szCs w:val="24"/>
-          <w:lang w:val="en-GB"/>
-        </w:rPr>
-        <w:t xml:space="preserve">while similar </w:t>
-      </w:r>
-      <w:r>
-        <w:rPr>
-          <w:rFonts w:ascii="Times New Roman" w:hAnsi="Times New Roman" w:cs="Times New Roman"/>
-          <w:sz w:val="24"/>
-          <w:szCs w:val="24"/>
-          <w:lang w:val="en-GB"/>
-        </w:rPr>
-        <w:t>activities</w:t>
-      </w:r>
-      <w:r>
-        <w:rPr>
-          <w:rFonts w:ascii="Times New Roman" w:hAnsi="Times New Roman" w:cs="Times New Roman"/>
-          <w:sz w:val="24"/>
-          <w:szCs w:val="24"/>
-          <w:lang w:val="en-GB"/>
-        </w:rPr>
-        <w:t xml:space="preserve"> were </w:t>
-      </w:r>
-      <w:r>
-        <w:rPr>
-          <w:rFonts w:ascii="Times New Roman" w:hAnsi="Times New Roman" w:cs="Times New Roman"/>
-          <w:sz w:val="24"/>
-          <w:szCs w:val="24"/>
-          <w:lang w:val="en-GB"/>
-        </w:rPr>
-        <w:t xml:space="preserve">strongly discouraged in the </w:t>
-      </w:r>
-      <w:r>
-        <w:rPr>
-          <w:rFonts w:ascii="Times New Roman" w:hAnsi="Times New Roman" w:cs="Times New Roman"/>
-          <w:sz w:val="24"/>
-          <w:szCs w:val="24"/>
-          <w:lang w:val="en-GB"/>
-        </w:rPr>
-        <w:t xml:space="preserve">Secretariat’s </w:t>
-      </w:r>
-      <w:r>
-        <w:rPr>
-          <w:rFonts w:ascii="Times New Roman" w:hAnsi="Times New Roman" w:cs="Times New Roman"/>
-          <w:sz w:val="24"/>
-          <w:szCs w:val="24"/>
-          <w:lang w:val="en-GB"/>
-        </w:rPr>
-        <w:t>lo</w:t>
-      </w:r>
-      <w:r>
-        <w:rPr>
-          <w:rFonts w:ascii="Times New Roman" w:hAnsi="Times New Roman" w:cs="Times New Roman"/>
-          <w:sz w:val="24"/>
-          <w:szCs w:val="24"/>
-          <w:lang w:val="en-GB"/>
-        </w:rPr>
-        <w:t>wer echelons</w:t>
-      </w:r>
-      <w:r>
-        <w:rPr>
-          <w:rFonts w:ascii="Times New Roman" w:hAnsi="Times New Roman" w:cs="Times New Roman"/>
-          <w:sz w:val="24"/>
-          <w:szCs w:val="24"/>
-          <w:lang w:val="en-GB"/>
-        </w:rPr>
-        <w:t>,</w:t>
-      </w:r>
-      <w:r>
-        <w:rPr>
-          <w:rFonts w:ascii="Times New Roman" w:hAnsi="Times New Roman" w:cs="Times New Roman"/>
-          <w:sz w:val="24"/>
-          <w:szCs w:val="24"/>
-          <w:lang w:val="en-GB"/>
-        </w:rPr>
-        <w:t xml:space="preserve"> </w:t>
-      </w:r>
-      <w:r>
-        <w:rPr>
-          <w:rFonts w:ascii="Times New Roman" w:hAnsi="Times New Roman" w:cs="Times New Roman"/>
-          <w:sz w:val="24"/>
-          <w:szCs w:val="24"/>
-          <w:lang w:val="en-GB"/>
-        </w:rPr>
         <w:t>where strict impartiality</w:t>
       </w:r>
       <w:r>
@@ -9482,7 +9498,7 @@
           <w:szCs w:val="24"/>
           <w:lang w:val="en-GB"/>
         </w:rPr>
-        <w:t xml:space="preserve"> and his term ended on 30 June 1933. When he resigned, he tried (but failed) to prevent Deputy Secretary-General Joseph </w:t>
+        <w:t xml:space="preserve"> and his term ended on 30 June 1933. When he resigned, he tried (but failed) to prevent Deputy Secretary-General Joseph Avenol from succeeding him as Secretary-General. He believed </w:t>
       </w:r>
       <w:proofErr w:type="spellStart"/>
       <w:r>
@@ -9502,26 +9518,6 @@
           <w:szCs w:val="24"/>
           <w:lang w:val="en-GB"/>
         </w:rPr>
-        <w:t xml:space="preserve"> from succeeding him as Secretary-General. He believed </w:t>
-      </w:r>
-      <w:proofErr w:type="spellStart"/>
-      <w:r>
-        <w:rPr>
-          <w:rFonts w:ascii="Times New Roman" w:hAnsi="Times New Roman" w:cs="Times New Roman"/>
-          <w:sz w:val="24"/>
-          <w:szCs w:val="24"/>
-          <w:lang w:val="en-GB"/>
-        </w:rPr>
-        <w:t>Avenol</w:t>
-      </w:r>
-      <w:proofErr w:type="spellEnd"/>
-      <w:r>
-        <w:rPr>
-          <w:rFonts w:ascii="Times New Roman" w:hAnsi="Times New Roman" w:cs="Times New Roman"/>
-          <w:sz w:val="24"/>
-          <w:szCs w:val="24"/>
-          <w:lang w:val="en-GB"/>
-        </w:rPr>
         <w:t xml:space="preserve"> did not have the personal qualities required for the post </w:t>
       </w:r>
       <w:proofErr w:type="gramStart"/>
@@ -10061,27 +10057,7 @@
           <w:szCs w:val="24"/>
           <w:lang w:val="en-GB"/>
         </w:rPr>
-        <w:t xml:space="preserve"> </w:t>
-      </w:r>
-      <w:proofErr w:type="spellStart"/>
-      <w:r>
-        <w:rPr>
-          <w:rFonts w:ascii="Times New Roman" w:hAnsi="Times New Roman" w:cs="Times New Roman"/>
-          <w:sz w:val="24"/>
-          <w:szCs w:val="24"/>
-          <w:lang w:val="en-GB"/>
-        </w:rPr>
-        <w:t>Ranshofen</w:t>
-      </w:r>
-      <w:proofErr w:type="spellEnd"/>
-      <w:r>
-        <w:rPr>
-          <w:rFonts w:ascii="Times New Roman" w:hAnsi="Times New Roman" w:cs="Times New Roman"/>
-          <w:sz w:val="24"/>
-          <w:szCs w:val="24"/>
-          <w:lang w:val="en-GB"/>
-        </w:rPr>
-        <w:t>-Wertheimer 1945: 25-31).</w:t>
+        <w:t xml:space="preserve"> Ranshofen-Wertheimer 1945: 25-31).</w:t>
       </w:r>
       <w:r>
         <w:rPr>
@@ -10791,7 +10767,88 @@
           <w:szCs w:val="24"/>
           <w:lang w:val="en-GB"/>
         </w:rPr>
-        <w:t xml:space="preserve">a thankless and in retrospect futile </w:t>
+        <w:t>a thankless and in retrospect futile endeavour</w:t>
+      </w:r>
+      <w:r>
+        <w:rPr>
+          <w:rFonts w:ascii="Times New Roman" w:hAnsi="Times New Roman" w:cs="Times New Roman"/>
+          <w:sz w:val="24"/>
+          <w:szCs w:val="24"/>
+          <w:lang w:val="en-GB"/>
+        </w:rPr>
+        <w:t>’,</w:t>
+      </w:r>
+      <w:r>
+        <w:rPr>
+          <w:rFonts w:ascii="Times New Roman" w:hAnsi="Times New Roman" w:cs="Times New Roman"/>
+          <w:sz w:val="24"/>
+          <w:szCs w:val="24"/>
+          <w:lang w:val="en-GB"/>
+        </w:rPr>
+        <w:t xml:space="preserve"> </w:t>
+      </w:r>
+      <w:r>
+        <w:rPr>
+          <w:rFonts w:ascii="Times New Roman" w:hAnsi="Times New Roman" w:cs="Times New Roman"/>
+          <w:sz w:val="24"/>
+          <w:szCs w:val="24"/>
+          <w:lang w:val="en-GB"/>
+        </w:rPr>
+        <w:t xml:space="preserve">it was </w:t>
+      </w:r>
+      <w:r>
+        <w:rPr>
+          <w:rFonts w:ascii="Times New Roman" w:hAnsi="Times New Roman" w:cs="Times New Roman"/>
+          <w:sz w:val="24"/>
+          <w:szCs w:val="24"/>
+          <w:lang w:val="en-GB"/>
+        </w:rPr>
+        <w:t xml:space="preserve">also in line </w:t>
+      </w:r>
+      <w:r>
+        <w:rPr>
+          <w:rFonts w:ascii="Times New Roman" w:hAnsi="Times New Roman" w:cs="Times New Roman"/>
+          <w:sz w:val="24"/>
+          <w:szCs w:val="24"/>
+          <w:lang w:val="en-GB"/>
+        </w:rPr>
+        <w:t>with, and appreciated by,</w:t>
+      </w:r>
+      <w:r>
+        <w:rPr>
+          <w:rFonts w:ascii="Times New Roman" w:hAnsi="Times New Roman" w:cs="Times New Roman"/>
+          <w:sz w:val="24"/>
+          <w:szCs w:val="24"/>
+          <w:lang w:val="en-GB"/>
+        </w:rPr>
+        <w:t xml:space="preserve"> </w:t>
+      </w:r>
+      <w:r>
+        <w:rPr>
+          <w:rFonts w:ascii="Times New Roman" w:hAnsi="Times New Roman" w:cs="Times New Roman"/>
+          <w:sz w:val="24"/>
+          <w:szCs w:val="24"/>
+          <w:lang w:val="en-GB"/>
+        </w:rPr>
+        <w:t xml:space="preserve">the government in </w:t>
+      </w:r>
+      <w:r>
+        <w:rPr>
+          <w:rFonts w:ascii="Times New Roman" w:hAnsi="Times New Roman" w:cs="Times New Roman"/>
+          <w:sz w:val="24"/>
+          <w:szCs w:val="24"/>
+          <w:lang w:val="en-GB"/>
+        </w:rPr>
+        <w:t xml:space="preserve">London. </w:t>
+      </w:r>
+      <w:r>
+        <w:rPr>
+          <w:rFonts w:ascii="Times New Roman" w:hAnsi="Times New Roman" w:cs="Times New Roman"/>
+          <w:sz w:val="24"/>
+          <w:szCs w:val="24"/>
+          <w:lang w:val="en-GB"/>
+        </w:rPr>
+        <w:t xml:space="preserve">Viewed </w:t>
       </w:r>
       <w:r>
         <w:rPr>
@@ -10801,88 +10858,7 @@
           <w:lang w:val="en-GB"/>
         </w:rPr>
         <w:lastRenderedPageBreak/>
-        <w:t>endeavour</w:t>
-      </w:r>
-      <w:r>
-        <w:rPr>
-          <w:rFonts w:ascii="Times New Roman" w:hAnsi="Times New Roman" w:cs="Times New Roman"/>
-          <w:sz w:val="24"/>
-          <w:szCs w:val="24"/>
-          <w:lang w:val="en-GB"/>
-        </w:rPr>
-        <w:t>’,</w:t>
-      </w:r>
-      <w:r>
-        <w:rPr>
-          <w:rFonts w:ascii="Times New Roman" w:hAnsi="Times New Roman" w:cs="Times New Roman"/>
-          <w:sz w:val="24"/>
-          <w:szCs w:val="24"/>
-          <w:lang w:val="en-GB"/>
-        </w:rPr>
-        <w:t xml:space="preserve"> </w:t>
-      </w:r>
-      <w:r>
-        <w:rPr>
-          <w:rFonts w:ascii="Times New Roman" w:hAnsi="Times New Roman" w:cs="Times New Roman"/>
-          <w:sz w:val="24"/>
-          <w:szCs w:val="24"/>
-          <w:lang w:val="en-GB"/>
-        </w:rPr>
-        <w:t xml:space="preserve">it was </w:t>
-      </w:r>
-      <w:r>
-        <w:rPr>
-          <w:rFonts w:ascii="Times New Roman" w:hAnsi="Times New Roman" w:cs="Times New Roman"/>
-          <w:sz w:val="24"/>
-          <w:szCs w:val="24"/>
-          <w:lang w:val="en-GB"/>
-        </w:rPr>
-        <w:t xml:space="preserve">also in line </w:t>
-      </w:r>
-      <w:r>
-        <w:rPr>
-          <w:rFonts w:ascii="Times New Roman" w:hAnsi="Times New Roman" w:cs="Times New Roman"/>
-          <w:sz w:val="24"/>
-          <w:szCs w:val="24"/>
-          <w:lang w:val="en-GB"/>
-        </w:rPr>
-        <w:t>with, and appreciated by,</w:t>
-      </w:r>
-      <w:r>
-        <w:rPr>
-          <w:rFonts w:ascii="Times New Roman" w:hAnsi="Times New Roman" w:cs="Times New Roman"/>
-          <w:sz w:val="24"/>
-          <w:szCs w:val="24"/>
-          <w:lang w:val="en-GB"/>
-        </w:rPr>
-        <w:t xml:space="preserve"> </w:t>
-      </w:r>
-      <w:r>
-        <w:rPr>
-          <w:rFonts w:ascii="Times New Roman" w:hAnsi="Times New Roman" w:cs="Times New Roman"/>
-          <w:sz w:val="24"/>
-          <w:szCs w:val="24"/>
-          <w:lang w:val="en-GB"/>
-        </w:rPr>
-        <w:t xml:space="preserve">the government in </w:t>
-      </w:r>
-      <w:r>
-        <w:rPr>
-          <w:rFonts w:ascii="Times New Roman" w:hAnsi="Times New Roman" w:cs="Times New Roman"/>
-          <w:sz w:val="24"/>
-          <w:szCs w:val="24"/>
-          <w:lang w:val="en-GB"/>
-        </w:rPr>
-        <w:t xml:space="preserve">London. </w:t>
-      </w:r>
-      <w:r>
-        <w:rPr>
-          <w:rFonts w:ascii="Times New Roman" w:hAnsi="Times New Roman" w:cs="Times New Roman"/>
-          <w:sz w:val="24"/>
-          <w:szCs w:val="24"/>
-          <w:lang w:val="en-GB"/>
-        </w:rPr>
-        <w:t>Viewed against the backdrop of his work as Secretary-General</w:t>
+        <w:t>against the backdrop of his work as Secretary-General</w:t>
       </w:r>
       <w:r>
         <w:rPr>
@@ -12375,27 +12351,7 @@
           <w:szCs w:val="24"/>
           <w:lang w:val="en-GB"/>
         </w:rPr>
-        <w:t xml:space="preserve">Mark </w:t>
-      </w:r>
-      <w:proofErr w:type="spellStart"/>
-      <w:r>
-        <w:rPr>
-          <w:rFonts w:ascii="Times New Roman" w:hAnsi="Times New Roman" w:cs="Times New Roman"/>
-          <w:sz w:val="24"/>
-          <w:szCs w:val="24"/>
-          <w:lang w:val="en-GB"/>
-        </w:rPr>
-        <w:t>Mazower</w:t>
-      </w:r>
-      <w:proofErr w:type="spellEnd"/>
-      <w:r>
-        <w:rPr>
-          <w:rFonts w:ascii="Times New Roman" w:hAnsi="Times New Roman" w:cs="Times New Roman"/>
-          <w:sz w:val="24"/>
-          <w:szCs w:val="24"/>
-          <w:lang w:val="en-GB"/>
-        </w:rPr>
-        <w:t xml:space="preserve"> </w:t>
+        <w:t xml:space="preserve">Mark Mazower </w:t>
       </w:r>
       <w:r>
         <w:rPr>
@@ -12711,7 +12667,7 @@
         </w:rPr>
         <w:t xml:space="preserve"> Archives in Geneva, Switzerland, see </w:t>
       </w:r>
-      <w:hyperlink r:id="rId10" w:history="1">
+      <w:hyperlink r:id="rId9" w:history="1">
         <w:r>
           <w:rPr>
             <w:rStyle w:val="Hyperlink"/>
@@ -13380,27 +13336,7 @@
           <w:szCs w:val="24"/>
           <w:lang w:val="en-GB"/>
         </w:rPr>
-        <w:t xml:space="preserve">. </w:t>
-      </w:r>
-      <w:proofErr w:type="spellStart"/>
-      <w:r>
-        <w:rPr>
-          <w:rFonts w:ascii="Times New Roman" w:hAnsi="Times New Roman" w:cs="Times New Roman"/>
-          <w:sz w:val="24"/>
-          <w:szCs w:val="24"/>
-          <w:lang w:val="en-GB"/>
-        </w:rPr>
-        <w:t>Ranshofen</w:t>
-      </w:r>
-      <w:proofErr w:type="spellEnd"/>
-      <w:r>
-        <w:rPr>
-          <w:rFonts w:ascii="Times New Roman" w:hAnsi="Times New Roman" w:cs="Times New Roman"/>
-          <w:sz w:val="24"/>
-          <w:szCs w:val="24"/>
-          <w:lang w:val="en-GB"/>
-        </w:rPr>
-        <w:t>-Wertheimer,</w:t>
+        <w:t>. Ranshofen-Wertheimer,</w:t>
       </w:r>
       <w:r>
         <w:rPr>
@@ -13714,27 +13650,7 @@
           <w:szCs w:val="24"/>
           <w:lang w:val="en-GB"/>
         </w:rPr>
-        <w:t xml:space="preserve">W. </w:t>
-      </w:r>
-      <w:proofErr w:type="spellStart"/>
-      <w:r>
-        <w:rPr>
-          <w:rFonts w:ascii="Times New Roman" w:hAnsi="Times New Roman" w:cs="Times New Roman"/>
-          <w:sz w:val="24"/>
-          <w:szCs w:val="24"/>
-          <w:lang w:val="en-GB"/>
-        </w:rPr>
-        <w:t>Rovine</w:t>
-      </w:r>
-      <w:proofErr w:type="spellEnd"/>
-      <w:r>
-        <w:rPr>
-          <w:rFonts w:ascii="Times New Roman" w:hAnsi="Times New Roman" w:cs="Times New Roman"/>
-          <w:sz w:val="24"/>
-          <w:szCs w:val="24"/>
-          <w:lang w:val="en-GB"/>
-        </w:rPr>
-        <w:t xml:space="preserve">: </w:t>
+        <w:t xml:space="preserve">W. Rovine: </w:t>
       </w:r>
       <w:r>
         <w:rPr>
@@ -14451,7 +14367,7 @@
         </w:rPr>
         <w:t xml:space="preserve">available at </w:t>
       </w:r>
-      <w:hyperlink r:id="rId11" w:history="1">
+      <w:hyperlink r:id="rId10" w:history="1">
         <w:r>
           <w:rPr>
             <w:rStyle w:val="Hyperlink"/>
@@ -14611,19 +14527,18 @@
           <w:szCs w:val="24"/>
           <w:lang w:val="en-GB"/>
         </w:rPr>
-        <w:t xml:space="preserve"> S. </w:t>
-      </w:r>
-      <w:proofErr w:type="spellStart"/>
-      <w:r>
-        <w:rPr>
-          <w:rFonts w:ascii="Times New Roman" w:hAnsi="Times New Roman" w:cs="Times New Roman"/>
-          <w:sz w:val="24"/>
-          <w:szCs w:val="24"/>
-          <w:lang w:val="en-GB"/>
-        </w:rPr>
-        <w:t>Saré</w:t>
-      </w:r>
-      <w:proofErr w:type="spellEnd"/>
+        <w:t xml:space="preserve"> S. Saré, </w:t>
+      </w:r>
+      <w:r>
+        <w:rPr>
+          <w:rFonts w:ascii="Times New Roman" w:hAnsi="Times New Roman" w:cs="Times New Roman"/>
+          <w:i/>
+          <w:sz w:val="24"/>
+          <w:szCs w:val="24"/>
+          <w:lang w:val="en-GB"/>
+        </w:rPr>
+        <w:t>The League of Nations and the Debate on Disarmament (1918-1919)</w:t>
+      </w:r>
       <w:r>
         <w:rPr>
           <w:rFonts w:ascii="Times New Roman" w:hAnsi="Times New Roman" w:cs="Times New Roman"/>
@@ -14636,25 +14551,6 @@
       <w:r>
         <w:rPr>
           <w:rFonts w:ascii="Times New Roman" w:hAnsi="Times New Roman" w:cs="Times New Roman"/>
-          <w:i/>
-          <w:sz w:val="24"/>
-          <w:szCs w:val="24"/>
-          <w:lang w:val="en-GB"/>
-        </w:rPr>
-        <w:t>The League of Nations and the Debate on Disarmament (1918-1919)</w:t>
-      </w:r>
-      <w:r>
-        <w:rPr>
-          <w:rFonts w:ascii="Times New Roman" w:hAnsi="Times New Roman" w:cs="Times New Roman"/>
-          <w:sz w:val="24"/>
-          <w:szCs w:val="24"/>
-          <w:lang w:val="en-GB"/>
-        </w:rPr>
-        <w:t xml:space="preserve">, </w:t>
-      </w:r>
-      <w:r>
-        <w:rPr>
-          <w:rFonts w:ascii="Times New Roman" w:hAnsi="Times New Roman" w:cs="Times New Roman"/>
           <w:sz w:val="24"/>
           <w:szCs w:val="24"/>
           <w:lang w:val="en-GB"/>
@@ -14677,27 +14573,7 @@
           <w:szCs w:val="24"/>
           <w:lang w:val="en-GB"/>
         </w:rPr>
-        <w:t xml:space="preserve">. </w:t>
-      </w:r>
-      <w:proofErr w:type="spellStart"/>
-      <w:r>
-        <w:rPr>
-          <w:rFonts w:ascii="Times New Roman" w:hAnsi="Times New Roman" w:cs="Times New Roman"/>
-          <w:sz w:val="24"/>
-          <w:szCs w:val="24"/>
-          <w:lang w:val="en-GB"/>
-        </w:rPr>
-        <w:t>Dykmann</w:t>
-      </w:r>
-      <w:proofErr w:type="spellEnd"/>
-      <w:r>
-        <w:rPr>
-          <w:rFonts w:ascii="Times New Roman" w:hAnsi="Times New Roman" w:cs="Times New Roman"/>
-          <w:sz w:val="24"/>
-          <w:szCs w:val="24"/>
-          <w:lang w:val="en-GB"/>
-        </w:rPr>
-        <w:t>, ‘</w:t>
+        <w:t>. Dykmann, ‘</w:t>
       </w:r>
       <w:r>
         <w:rPr>
@@ -15081,7 +14957,7 @@
         </w:rPr>
         <w:t xml:space="preserve">Eisenberg, </w:t>
       </w:r>
-      <w:hyperlink r:id="rId12" w:history="1">
+      <w:hyperlink r:id="rId11" w:history="1">
         <w:r>
           <w:rPr>
             <w:rStyle w:val="Hyperlink"/>
@@ -15118,9 +14994,9 @@
       </w:pPr>
     </w:p>
     <w:sectPr>
-      <w:headerReference w:type="even" r:id="rId13"/>
-      <w:headerReference w:type="default" r:id="rId14"/>
-      <w:footerReference w:type="default" r:id="rId15"/>
+      <w:headerReference w:type="even" r:id="rId12"/>
+      <w:headerReference w:type="default" r:id="rId13"/>
+      <w:footerReference w:type="default" r:id="rId14"/>
       <w:pgSz w:w="11906" w:h="16838"/>
       <w:pgMar w:top="1418" w:right="1418" w:bottom="1418" w:left="1418" w:header="709" w:footer="709" w:gutter="0"/>
       <w:cols w:space="720"/>
@@ -15131,7 +15007,7 @@
 </file>
 
 <file path=word/endnotes.xml><?xml version="1.0" encoding="utf-8"?>
-<w:endnotes xmlns:wpc="http://schemas.microsoft.com/office/word/2010/wordprocessingCanvas" xmlns:cx="http://schemas.microsoft.com/office/drawing/2014/chartex" xmlns:cx1="http://schemas.microsoft.com/office/drawing/2015/9/8/chartex" xmlns:cx2="http://schemas.microsoft.com/office/drawing/2015/10/21/chartex" xmlns:cx3="http://schemas.microsoft.com/office/drawing/2016/5/9/chartex" xmlns:cx4="http://schemas.microsoft.com/office/drawing/2016/5/10/chartex" xmlns:cx5="http://schemas.microsoft.com/office/drawing/2016/5/11/chartex" xmlns:cx6="http://schemas.microsoft.com/office/drawing/2016/5/12/chartex" xmlns:cx7="http://schemas.microsoft.com/office/drawing/2016/5/13/chartex" xmlns:cx8="http://schemas.microsoft.com/office/drawing/2016/5/14/chartex" xmlns:mc="http://schemas.openxmlformats.org/markup-compatibility/2006" xmlns:aink="http://schemas.microsoft.com/office/drawing/2016/ink" xmlns:am3d="http://schemas.microsoft.com/office/drawing/2017/model3d" xmlns:o="urn:schemas-microsoft-com:office:office" xmlns:oel="http://schemas.microsoft.com/office/2019/extlst" xmlns:r="http://schemas.openxmlformats.org/officeDocument/2006/relationships" xmlns:m="http://schemas.openxmlformats.org/officeDocument/2006/math" xmlns:v="urn:schemas-microsoft-com:vml" xmlns:wp14="http://schemas.microsoft.com/office/word/2010/wordprocessingDrawing" xmlns:wp="http://schemas.openxmlformats.org/drawingml/2006/wordprocessingDrawing" xmlns:w10="urn:schemas-microsoft-com:office:word" xmlns:w="http://schemas.openxmlformats.org/wordprocessingml/2006/main" xmlns:w14="http://schemas.microsoft.com/office/word/2010/wordml" xmlns:w15="http://schemas.microsoft.com/office/word/2012/wordml" xmlns:w16cex="http://schemas.microsoft.com/office/word/2018/wordml/cex" xmlns:w16cid="http://schemas.microsoft.com/office/word/2016/wordml/cid" xmlns:w16="http://schemas.microsoft.com/office/word/2018/wordml" xmlns:w16du="http://schemas.microsoft.com/office/word/2023/wordml/word16du" xmlns:w16sdtdh="http://schemas.microsoft.com/office/word/2020/wordml/sdtdatahash" xmlns:w16sdtfl="http://schemas.microsoft.com/office/word/2024/wordml/sdtformatlock" xmlns:w16se="http://schemas.microsoft.com/office/word/2015/wordml/symex" xmlns:wpg="http://schemas.microsoft.com/office/word/2010/wordprocessingGroup" xmlns:wpi="http://schemas.microsoft.com/office/word/2010/wordprocessingInk" xmlns:wne="http://schemas.microsoft.com/office/word/2006/wordml" xmlns:wps="http://schemas.microsoft.com/office/word/2010/wordprocessingShape" mc:Ignorable="w14 w15 w16se w16cid w16 w16cex w16sdtdh w16sdtfl w16du wp14">
+<w:endnotes xmlns:wpc="http://schemas.microsoft.com/office/word/2010/wordprocessingCanvas" xmlns:cx="http://schemas.microsoft.com/office/drawing/2014/chartex" xmlns:cx1="http://schemas.microsoft.com/office/drawing/2015/9/8/chartex" xmlns:cx2="http://schemas.microsoft.com/office/drawing/2015/10/21/chartex" xmlns:cx3="http://schemas.microsoft.com/office/drawing/2016/5/9/chartex" xmlns:cx4="http://schemas.microsoft.com/office/drawing/2016/5/10/chartex" xmlns:cx5="http://schemas.microsoft.com/office/drawing/2016/5/11/chartex" xmlns:cx6="http://schemas.microsoft.com/office/drawing/2016/5/12/chartex" xmlns:cx7="http://schemas.microsoft.com/office/drawing/2016/5/13/chartex" xmlns:cx8="http://schemas.microsoft.com/office/drawing/2016/5/14/chartex" xmlns:mc="http://schemas.openxmlformats.org/markup-compatibility/2006" xmlns:m="http://schemas.openxmlformats.org/officeDocument/2006/math" xmlns:aink="http://schemas.microsoft.com/office/drawing/2016/ink" xmlns:am3d="http://schemas.microsoft.com/office/drawing/2017/model3d" xmlns:oel="http://schemas.microsoft.com/office/2019/extlst" xmlns:r="http://schemas.openxmlformats.org/officeDocument/2006/relationships" xmlns:wp14="http://schemas.microsoft.com/office/word/2010/wordprocessingDrawing" xmlns:wp="http://schemas.openxmlformats.org/drawingml/2006/wordprocessingDrawing" xmlns:wpg="http://schemas.microsoft.com/office/word/2010/wordprocessingGroup" xmlns:wpi="http://schemas.microsoft.com/office/word/2010/wordprocessingInk" xmlns:wps="http://schemas.microsoft.com/office/word/2010/wordprocessingShape" xmlns:o="urn:schemas-microsoft-com:office:office" xmlns:v="urn:schemas-microsoft-com:vml" xmlns:w10="urn:schemas-microsoft-com:office:word" xmlns:w="http://schemas.openxmlformats.org/wordprocessingml/2006/main" xmlns:w14="http://schemas.microsoft.com/office/word/2010/wordml" xmlns:w15="http://schemas.microsoft.com/office/word/2012/wordml" xmlns:w16cei="http://schemas.microsoft.com/office/word/2026/wordml/cei" xmlns:w16cex="http://schemas.microsoft.com/office/word/2018/wordml/cex" xmlns:w16cid="http://schemas.microsoft.com/office/word/2016/wordml/cid" xmlns:w16="http://schemas.microsoft.com/office/word/2018/wordml" xmlns:w16sdtdh="http://schemas.microsoft.com/office/word/2020/wordml/sdtdatahash" xmlns:w16sdtfl="http://schemas.microsoft.com/office/word/2024/wordml/sdtformatlock" xmlns:w16se="http://schemas.microsoft.com/office/word/2015/wordml/symex" xmlns:w16du="http://schemas.microsoft.com/office/word/2023/wordml/word16du" xmlns:wne="http://schemas.microsoft.com/office/word/2006/wordml" mc:Ignorable="w14 w15 w16se w16cid w16 w16cex w16sdtdh w16sdtfl w16du wp14">
   <w:endnote w:type="separator" w:id="-1">
     <w:p>
       <w:pPr>
@@ -15156,7 +15032,7 @@
 </file>
 
 <file path=word/footer1.xml><?xml version="1.0" encoding="utf-8"?>
-<w:ftr xmlns:wpc="http://schemas.microsoft.com/office/word/2010/wordprocessingCanvas" xmlns:cx="http://schemas.microsoft.com/office/drawing/2014/chartex" xmlns:cx1="http://schemas.microsoft.com/office/drawing/2015/9/8/chartex" xmlns:cx2="http://schemas.microsoft.com/office/drawing/2015/10/21/chartex" xmlns:cx3="http://schemas.microsoft.com/office/drawing/2016/5/9/chartex" xmlns:cx4="http://schemas.microsoft.com/office/drawing/2016/5/10/chartex" xmlns:cx5="http://schemas.microsoft.com/office/drawing/2016/5/11/chartex" xmlns:cx6="http://schemas.microsoft.com/office/drawing/2016/5/12/chartex" xmlns:cx7="http://schemas.microsoft.com/office/drawing/2016/5/13/chartex" xmlns:cx8="http://schemas.microsoft.com/office/drawing/2016/5/14/chartex" xmlns:mc="http://schemas.openxmlformats.org/markup-compatibility/2006" xmlns:aink="http://schemas.microsoft.com/office/drawing/2016/ink" xmlns:am3d="http://schemas.microsoft.com/office/drawing/2017/model3d" xmlns:o="urn:schemas-microsoft-com:office:office" xmlns:oel="http://schemas.microsoft.com/office/2019/extlst" xmlns:r="http://schemas.openxmlformats.org/officeDocument/2006/relationships" xmlns:m="http://schemas.openxmlformats.org/officeDocument/2006/math" xmlns:v="urn:schemas-microsoft-com:vml" xmlns:wp14="http://schemas.microsoft.com/office/word/2010/wordprocessingDrawing" xmlns:wp="http://schemas.openxmlformats.org/drawingml/2006/wordprocessingDrawing" xmlns:w10="urn:schemas-microsoft-com:office:word" xmlns:w="http://schemas.openxmlformats.org/wordprocessingml/2006/main" xmlns:w14="http://schemas.microsoft.com/office/word/2010/wordml" xmlns:w15="http://schemas.microsoft.com/office/word/2012/wordml" xmlns:w16cex="http://schemas.microsoft.com/office/word/2018/wordml/cex" xmlns:w16cid="http://schemas.microsoft.com/office/word/2016/wordml/cid" xmlns:w16="http://schemas.microsoft.com/office/word/2018/wordml" xmlns:w16du="http://schemas.microsoft.com/office/word/2023/wordml/word16du" xmlns:w16sdtdh="http://schemas.microsoft.com/office/word/2020/wordml/sdtdatahash" xmlns:w16sdtfl="http://schemas.microsoft.com/office/word/2024/wordml/sdtformatlock" xmlns:w16se="http://schemas.microsoft.com/office/word/2015/wordml/symex" xmlns:wpg="http://schemas.microsoft.com/office/word/2010/wordprocessingGroup" xmlns:wpi="http://schemas.microsoft.com/office/word/2010/wordprocessingInk" xmlns:wne="http://schemas.microsoft.com/office/word/2006/wordml" xmlns:wps="http://schemas.microsoft.com/office/word/2010/wordprocessingShape" mc:Ignorable="w14 w15 w16se w16cid w16 w16cex w16sdtdh w16sdtfl w16du wp14">
+<w:ftr xmlns:wpc="http://schemas.microsoft.com/office/word/2010/wordprocessingCanvas" xmlns:cx="http://schemas.microsoft.com/office/drawing/2014/chartex" xmlns:cx1="http://schemas.microsoft.com/office/drawing/2015/9/8/chartex" xmlns:cx2="http://schemas.microsoft.com/office/drawing/2015/10/21/chartex" xmlns:cx3="http://schemas.microsoft.com/office/drawing/2016/5/9/chartex" xmlns:cx4="http://schemas.microsoft.com/office/drawing/2016/5/10/chartex" xmlns:cx5="http://schemas.microsoft.com/office/drawing/2016/5/11/chartex" xmlns:cx6="http://schemas.microsoft.com/office/drawing/2016/5/12/chartex" xmlns:cx7="http://schemas.microsoft.com/office/drawing/2016/5/13/chartex" xmlns:cx8="http://schemas.microsoft.com/office/drawing/2016/5/14/chartex" xmlns:mc="http://schemas.openxmlformats.org/markup-compatibility/2006" xmlns:m="http://schemas.openxmlformats.org/officeDocument/2006/math" xmlns:aink="http://schemas.microsoft.com/office/drawing/2016/ink" xmlns:am3d="http://schemas.microsoft.com/office/drawing/2017/model3d" xmlns:oel="http://schemas.microsoft.com/office/2019/extlst" xmlns:r="http://schemas.openxmlformats.org/officeDocument/2006/relationships" xmlns:wp14="http://schemas.microsoft.com/office/word/2010/wordprocessingDrawing" xmlns:wp="http://schemas.openxmlformats.org/drawingml/2006/wordprocessingDrawing" xmlns:wpg="http://schemas.microsoft.com/office/word/2010/wordprocessingGroup" xmlns:wpi="http://schemas.microsoft.com/office/word/2010/wordprocessingInk" xmlns:wps="http://schemas.microsoft.com/office/word/2010/wordprocessingShape" xmlns:o="urn:schemas-microsoft-com:office:office" xmlns:v="urn:schemas-microsoft-com:vml" xmlns:w10="urn:schemas-microsoft-com:office:word" xmlns:w="http://schemas.openxmlformats.org/wordprocessingml/2006/main" xmlns:w14="http://schemas.microsoft.com/office/word/2010/wordml" xmlns:w15="http://schemas.microsoft.com/office/word/2012/wordml" xmlns:w16cei="http://schemas.microsoft.com/office/word/2026/wordml/cei" xmlns:w16cex="http://schemas.microsoft.com/office/word/2018/wordml/cex" xmlns:w16cid="http://schemas.microsoft.com/office/word/2016/wordml/cid" xmlns:w16="http://schemas.microsoft.com/office/word/2018/wordml" xmlns:w16sdtdh="http://schemas.microsoft.com/office/word/2020/wordml/sdtdatahash" xmlns:w16sdtfl="http://schemas.microsoft.com/office/word/2024/wordml/sdtformatlock" xmlns:w16se="http://schemas.microsoft.com/office/word/2015/wordml/symex" xmlns:w16du="http://schemas.microsoft.com/office/word/2023/wordml/word16du" xmlns:wne="http://schemas.microsoft.com/office/word/2006/wordml" mc:Ignorable="w14 w15 w16se w16cid w16 w16cex w16sdtdh w16sdtfl w16du wp14">
   <w:p>
     <w:pPr>
       <w:pStyle w:val="Voettekst"/>
@@ -15208,7 +15084,7 @@
 </file>
 
 <file path=word/footnotes.xml><?xml version="1.0" encoding="utf-8"?>
-<w:footnotes xmlns:wpc="http://schemas.microsoft.com/office/word/2010/wordprocessingCanvas" xmlns:cx="http://schemas.microsoft.com/office/drawing/2014/chartex" xmlns:cx1="http://schemas.microsoft.com/office/drawing/2015/9/8/chartex" xmlns:cx2="http://schemas.microsoft.com/office/drawing/2015/10/21/chartex" xmlns:cx3="http://schemas.microsoft.com/office/drawing/2016/5/9/chartex" xmlns:cx4="http://schemas.microsoft.com/office/drawing/2016/5/10/chartex" xmlns:cx5="http://schemas.microsoft.com/office/drawing/2016/5/11/chartex" xmlns:cx6="http://schemas.microsoft.com/office/drawing/2016/5/12/chartex" xmlns:cx7="http://schemas.microsoft.com/office/drawing/2016/5/13/chartex" xmlns:cx8="http://schemas.microsoft.com/office/drawing/2016/5/14/chartex" xmlns:mc="http://schemas.openxmlformats.org/markup-compatibility/2006" xmlns:aink="http://schemas.microsoft.com/office/drawing/2016/ink" xmlns:am3d="http://schemas.microsoft.com/office/drawing/2017/model3d" xmlns:o="urn:schemas-microsoft-com:office:office" xmlns:oel="http://schemas.microsoft.com/office/2019/extlst" xmlns:r="http://schemas.openxmlformats.org/officeDocument/2006/relationships" xmlns:m="http://schemas.openxmlformats.org/officeDocument/2006/math" xmlns:v="urn:schemas-microsoft-com:vml" xmlns:wp14="http://schemas.microsoft.com/office/word/2010/wordprocessingDrawing" xmlns:wp="http://schemas.openxmlformats.org/drawingml/2006/wordprocessingDrawing" xmlns:w10="urn:schemas-microsoft-com:office:word" xmlns:w="http://schemas.openxmlformats.org/wordprocessingml/2006/main" xmlns:w14="http://schemas.microsoft.com/office/word/2010/wordml" xmlns:w15="http://schemas.microsoft.com/office/word/2012/wordml" xmlns:w16cex="http://schemas.microsoft.com/office/word/2018/wordml/cex" xmlns:w16cid="http://schemas.microsoft.com/office/word/2016/wordml/cid" xmlns:w16="http://schemas.microsoft.com/office/word/2018/wordml" xmlns:w16du="http://schemas.microsoft.com/office/word/2023/wordml/word16du" xmlns:w16sdtdh="http://schemas.microsoft.com/office/word/2020/wordml/sdtdatahash" xmlns:w16sdtfl="http://schemas.microsoft.com/office/word/2024/wordml/sdtformatlock" xmlns:w16se="http://schemas.microsoft.com/office/word/2015/wordml/symex" xmlns:wpg="http://schemas.microsoft.com/office/word/2010/wordprocessingGroup" xmlns:wpi="http://schemas.microsoft.com/office/word/2010/wordprocessingInk" xmlns:wne="http://schemas.microsoft.com/office/word/2006/wordml" xmlns:wps="http://schemas.microsoft.com/office/word/2010/wordprocessingShape" mc:Ignorable="w14 w15 w16se w16cid w16 w16cex w16sdtdh w16sdtfl w16du wp14">
+<w:footnotes xmlns:wpc="http://schemas.microsoft.com/office/word/2010/wordprocessingCanvas" xmlns:cx="http://schemas.microsoft.com/office/drawing/2014/chartex" xmlns:cx1="http://schemas.microsoft.com/office/drawing/2015/9/8/chartex" xmlns:cx2="http://schemas.microsoft.com/office/drawing/2015/10/21/chartex" xmlns:cx3="http://schemas.microsoft.com/office/drawing/2016/5/9/chartex" xmlns:cx4="http://schemas.microsoft.com/office/drawing/2016/5/10/chartex" xmlns:cx5="http://schemas.microsoft.com/office/drawing/2016/5/11/chartex" xmlns:cx6="http://schemas.microsoft.com/office/drawing/2016/5/12/chartex" xmlns:cx7="http://schemas.microsoft.com/office/drawing/2016/5/13/chartex" xmlns:cx8="http://schemas.microsoft.com/office/drawing/2016/5/14/chartex" xmlns:mc="http://schemas.openxmlformats.org/markup-compatibility/2006" xmlns:m="http://schemas.openxmlformats.org/officeDocument/2006/math" xmlns:aink="http://schemas.microsoft.com/office/drawing/2016/ink" xmlns:am3d="http://schemas.microsoft.com/office/drawing/2017/model3d" xmlns:oel="http://schemas.microsoft.com/office/2019/extlst" xmlns:r="http://schemas.openxmlformats.org/officeDocument/2006/relationships" xmlns:wp14="http://schemas.microsoft.com/office/word/2010/wordprocessingDrawing" xmlns:wp="http://schemas.openxmlformats.org/drawingml/2006/wordprocessingDrawing" xmlns:wpg="http://schemas.microsoft.com/office/word/2010/wordprocessingGroup" xmlns:wpi="http://schemas.microsoft.com/office/word/2010/wordprocessingInk" xmlns:wps="http://schemas.microsoft.com/office/word/2010/wordprocessingShape" xmlns:o="urn:schemas-microsoft-com:office:office" xmlns:v="urn:schemas-microsoft-com:vml" xmlns:w10="urn:schemas-microsoft-com:office:word" xmlns:w="http://schemas.openxmlformats.org/wordprocessingml/2006/main" xmlns:w14="http://schemas.microsoft.com/office/word/2010/wordml" xmlns:w15="http://schemas.microsoft.com/office/word/2012/wordml" xmlns:w16cei="http://schemas.microsoft.com/office/word/2026/wordml/cei" xmlns:w16cex="http://schemas.microsoft.com/office/word/2018/wordml/cex" xmlns:w16cid="http://schemas.microsoft.com/office/word/2016/wordml/cid" xmlns:w16="http://schemas.microsoft.com/office/word/2018/wordml" xmlns:w16sdtdh="http://schemas.microsoft.com/office/word/2020/wordml/sdtdatahash" xmlns:w16sdtfl="http://schemas.microsoft.com/office/word/2024/wordml/sdtformatlock" xmlns:w16se="http://schemas.microsoft.com/office/word/2015/wordml/symex" xmlns:w16du="http://schemas.microsoft.com/office/word/2023/wordml/word16du" xmlns:wne="http://schemas.microsoft.com/office/word/2006/wordml" mc:Ignorable="w14 w15 w16se w16cid w16 w16cex w16sdtdh w16sdtfl w16du wp14">
   <w:footnote w:type="separator" w:id="-1">
     <w:p>
       <w:pPr>
@@ -15233,7 +15109,7 @@
 </file>
 
 <file path=word/header1.xml><?xml version="1.0" encoding="utf-8"?>
-<w:hdr xmlns:wpc="http://schemas.microsoft.com/office/word/2010/wordprocessingCanvas" xmlns:cx="http://schemas.microsoft.com/office/drawing/2014/chartex" xmlns:cx1="http://schemas.microsoft.com/office/drawing/2015/9/8/chartex" xmlns:cx2="http://schemas.microsoft.com/office/drawing/2015/10/21/chartex" xmlns:cx3="http://schemas.microsoft.com/office/drawing/2016/5/9/chartex" xmlns:cx4="http://schemas.microsoft.com/office/drawing/2016/5/10/chartex" xmlns:cx5="http://schemas.microsoft.com/office/drawing/2016/5/11/chartex" xmlns:cx6="http://schemas.microsoft.com/office/drawing/2016/5/12/chartex" xmlns:cx7="http://schemas.microsoft.com/office/drawing/2016/5/13/chartex" xmlns:cx8="http://schemas.microsoft.com/office/drawing/2016/5/14/chartex" xmlns:mc="http://schemas.openxmlformats.org/markup-compatibility/2006" xmlns:aink="http://schemas.microsoft.com/office/drawing/2016/ink" xmlns:am3d="http://schemas.microsoft.com/office/drawing/2017/model3d" xmlns:o="urn:schemas-microsoft-com:office:office" xmlns:oel="http://schemas.microsoft.com/office/2019/extlst" xmlns:r="http://schemas.openxmlformats.org/officeDocument/2006/relationships" xmlns:m="http://schemas.openxmlformats.org/officeDocument/2006/math" xmlns:v="urn:schemas-microsoft-com:vml" xmlns:wp14="http://schemas.microsoft.com/office/word/2010/wordprocessingDrawing" xmlns:wp="http://schemas.openxmlformats.org/drawingml/2006/wordprocessingDrawing" xmlns:w10="urn:schemas-microsoft-com:office:word" xmlns:w="http://schemas.openxmlformats.org/wordprocessingml/2006/main" xmlns:w14="http://schemas.microsoft.com/office/word/2010/wordml" xmlns:w15="http://schemas.microsoft.com/office/word/2012/wordml" xmlns:w16cex="http://schemas.microsoft.com/office/word/2018/wordml/cex" xmlns:w16cid="http://schemas.microsoft.com/office/word/2016/wordml/cid" xmlns:w16="http://schemas.microsoft.com/office/word/2018/wordml" xmlns:w16du="http://schemas.microsoft.com/office/word/2023/wordml/word16du" xmlns:w16sdtdh="http://schemas.microsoft.com/office/word/2020/wordml/sdtdatahash" xmlns:w16sdtfl="http://schemas.microsoft.com/office/word/2024/wordml/sdtformatlock" xmlns:w16se="http://schemas.microsoft.com/office/word/2015/wordml/symex" xmlns:wpg="http://schemas.microsoft.com/office/word/2010/wordprocessingGroup" xmlns:wpi="http://schemas.microsoft.com/office/word/2010/wordprocessingInk" xmlns:wne="http://schemas.microsoft.com/office/word/2006/wordml" xmlns:wps="http://schemas.microsoft.com/office/word/2010/wordprocessingShape" mc:Ignorable="w14 w15 w16se w16cid w16 w16cex w16sdtdh w16sdtfl w16du wp14">
+<w:hdr xmlns:wpc="http://schemas.microsoft.com/office/word/2010/wordprocessingCanvas" xmlns:cx="http://schemas.microsoft.com/office/drawing/2014/chartex" xmlns:cx1="http://schemas.microsoft.com/office/drawing/2015/9/8/chartex" xmlns:cx2="http://schemas.microsoft.com/office/drawing/2015/10/21/chartex" xmlns:cx3="http://schemas.microsoft.com/office/drawing/2016/5/9/chartex" xmlns:cx4="http://schemas.microsoft.com/office/drawing/2016/5/10/chartex" xmlns:cx5="http://schemas.microsoft.com/office/drawing/2016/5/11/chartex" xmlns:cx6="http://schemas.microsoft.com/office/drawing/2016/5/12/chartex" xmlns:cx7="http://schemas.microsoft.com/office/drawing/2016/5/13/chartex" xmlns:cx8="http://schemas.microsoft.com/office/drawing/2016/5/14/chartex" xmlns:mc="http://schemas.openxmlformats.org/markup-compatibility/2006" xmlns:m="http://schemas.openxmlformats.org/officeDocument/2006/math" xmlns:aink="http://schemas.microsoft.com/office/drawing/2016/ink" xmlns:am3d="http://schemas.microsoft.com/office/drawing/2017/model3d" xmlns:oel="http://schemas.microsoft.com/office/2019/extlst" xmlns:r="http://schemas.openxmlformats.org/officeDocument/2006/relationships" xmlns:wp14="http://schemas.microsoft.com/office/word/2010/wordprocessingDrawing" xmlns:wp="http://schemas.openxmlformats.org/drawingml/2006/wordprocessingDrawing" xmlns:wpg="http://schemas.microsoft.com/office/word/2010/wordprocessingGroup" xmlns:wpi="http://schemas.microsoft.com/office/word/2010/wordprocessingInk" xmlns:wps="http://schemas.microsoft.com/office/word/2010/wordprocessingShape" xmlns:o="urn:schemas-microsoft-com:office:office" xmlns:v="urn:schemas-microsoft-com:vml" xmlns:w10="urn:schemas-microsoft-com:office:word" xmlns:w="http://schemas.openxmlformats.org/wordprocessingml/2006/main" xmlns:w14="http://schemas.microsoft.com/office/word/2010/wordml" xmlns:w15="http://schemas.microsoft.com/office/word/2012/wordml" xmlns:w16cei="http://schemas.microsoft.com/office/word/2026/wordml/cei" xmlns:w16cex="http://schemas.microsoft.com/office/word/2018/wordml/cex" xmlns:w16cid="http://schemas.microsoft.com/office/word/2016/wordml/cid" xmlns:w16="http://schemas.microsoft.com/office/word/2018/wordml" xmlns:w16sdtdh="http://schemas.microsoft.com/office/word/2020/wordml/sdtdatahash" xmlns:w16sdtfl="http://schemas.microsoft.com/office/word/2024/wordml/sdtformatlock" xmlns:w16se="http://schemas.microsoft.com/office/word/2015/wordml/symex" xmlns:w16du="http://schemas.microsoft.com/office/word/2023/wordml/word16du" xmlns:wne="http://schemas.microsoft.com/office/word/2006/wordml" mc:Ignorable="w14 w15 w16se w16cid w16 w16cex w16sdtdh w16sdtfl w16du wp14">
   <w:p>
     <w:pPr>
       <w:pStyle w:val="Koptekst"/>
@@ -15270,7 +15146,7 @@
 </file>
 
 <file path=word/header2.xml><?xml version="1.0" encoding="utf-8"?>
-<w:hdr xmlns:wpc="http://schemas.microsoft.com/office/word/2010/wordprocessingCanvas" xmlns:cx="http://schemas.microsoft.com/office/drawing/2014/chartex" xmlns:cx1="http://schemas.microsoft.com/office/drawing/2015/9/8/chartex" xmlns:cx2="http://schemas.microsoft.com/office/drawing/2015/10/21/chartex" xmlns:cx3="http://schemas.microsoft.com/office/drawing/2016/5/9/chartex" xmlns:cx4="http://schemas.microsoft.com/office/drawing/2016/5/10/chartex" xmlns:cx5="http://schemas.microsoft.com/office/drawing/2016/5/11/chartex" xmlns:cx6="http://schemas.microsoft.com/office/drawing/2016/5/12/chartex" xmlns:cx7="http://schemas.microsoft.com/office/drawing/2016/5/13/chartex" xmlns:cx8="http://schemas.microsoft.com/office/drawing/2016/5/14/chartex" xmlns:mc="http://schemas.openxmlformats.org/markup-compatibility/2006" xmlns:aink="http://schemas.microsoft.com/office/drawing/2016/ink" xmlns:am3d="http://schemas.microsoft.com/office/drawing/2017/model3d" xmlns:o="urn:schemas-microsoft-com:office:office" xmlns:oel="http://schemas.microsoft.com/office/2019/extlst" xmlns:r="http://schemas.openxmlformats.org/officeDocument/2006/relationships" xmlns:m="http://schemas.openxmlformats.org/officeDocument/2006/math" xmlns:v="urn:schemas-microsoft-com:vml" xmlns:wp14="http://schemas.microsoft.com/office/word/2010/wordprocessingDrawing" xmlns:wp="http://schemas.openxmlformats.org/drawingml/2006/wordprocessingDrawing" xmlns:w10="urn:schemas-microsoft-com:office:word" xmlns:w="http://schemas.openxmlformats.org/wordprocessingml/2006/main" xmlns:w14="http://schemas.microsoft.com/office/word/2010/wordml" xmlns:w15="http://schemas.microsoft.com/office/word/2012/wordml" xmlns:w16cex="http://schemas.microsoft.com/office/word/2018/wordml/cex" xmlns:w16cid="http://schemas.microsoft.com/office/word/2016/wordml/cid" xmlns:w16="http://schemas.microsoft.com/office/word/2018/wordml" xmlns:w16du="http://schemas.microsoft.com/office/word/2023/wordml/word16du" xmlns:w16sdtdh="http://schemas.microsoft.com/office/word/2020/wordml/sdtdatahash" xmlns:w16sdtfl="http://schemas.microsoft.com/office/word/2024/wordml/sdtformatlock" xmlns:w16se="http://schemas.microsoft.com/office/word/2015/wordml/symex" xmlns:wpg="http://schemas.microsoft.com/office/word/2010/wordprocessingGroup" xmlns:wpi="http://schemas.microsoft.com/office/word/2010/wordprocessingInk" xmlns:wne="http://schemas.microsoft.com/office/word/2006/wordml" xmlns:wps="http://schemas.microsoft.com/office/word/2010/wordprocessingShape" mc:Ignorable="w14 w15 w16se w16cid w16 w16cex w16sdtdh w16sdtfl w16du wp14">
+<w:hdr xmlns:wpc="http://schemas.microsoft.com/office/word/2010/wordprocessingCanvas" xmlns:cx="http://schemas.microsoft.com/office/drawing/2014/chartex" xmlns:cx1="http://schemas.microsoft.com/office/drawing/2015/9/8/chartex" xmlns:cx2="http://schemas.microsoft.com/office/drawing/2015/10/21/chartex" xmlns:cx3="http://schemas.microsoft.com/office/drawing/2016/5/9/chartex" xmlns:cx4="http://schemas.microsoft.com/office/drawing/2016/5/10/chartex" xmlns:cx5="http://schemas.microsoft.com/office/drawing/2016/5/11/chartex" xmlns:cx6="http://schemas.microsoft.com/office/drawing/2016/5/12/chartex" xmlns:cx7="http://schemas.microsoft.com/office/drawing/2016/5/13/chartex" xmlns:cx8="http://schemas.microsoft.com/office/drawing/2016/5/14/chartex" xmlns:mc="http://schemas.openxmlformats.org/markup-compatibility/2006" xmlns:m="http://schemas.openxmlformats.org/officeDocument/2006/math" xmlns:aink="http://schemas.microsoft.com/office/drawing/2016/ink" xmlns:am3d="http://schemas.microsoft.com/office/drawing/2017/model3d" xmlns:oel="http://schemas.microsoft.com/office/2019/extlst" xmlns:r="http://schemas.openxmlformats.org/officeDocument/2006/relationships" xmlns:wp14="http://schemas.microsoft.com/office/word/2010/wordprocessingDrawing" xmlns:wp="http://schemas.openxmlformats.org/drawingml/2006/wordprocessingDrawing" xmlns:wpg="http://schemas.microsoft.com/office/word/2010/wordprocessingGroup" xmlns:wpi="http://schemas.microsoft.com/office/word/2010/wordprocessingInk" xmlns:wps="http://schemas.microsoft.com/office/word/2010/wordprocessingShape" xmlns:o="urn:schemas-microsoft-com:office:office" xmlns:v="urn:schemas-microsoft-com:vml" xmlns:w10="urn:schemas-microsoft-com:office:word" xmlns:w="http://schemas.openxmlformats.org/wordprocessingml/2006/main" xmlns:w14="http://schemas.microsoft.com/office/word/2010/wordml" xmlns:w15="http://schemas.microsoft.com/office/word/2012/wordml" xmlns:w16cei="http://schemas.microsoft.com/office/word/2026/wordml/cei" xmlns:w16cex="http://schemas.microsoft.com/office/word/2018/wordml/cex" xmlns:w16cid="http://schemas.microsoft.com/office/word/2016/wordml/cid" xmlns:w16="http://schemas.microsoft.com/office/word/2018/wordml" xmlns:w16sdtdh="http://schemas.microsoft.com/office/word/2020/wordml/sdtdatahash" xmlns:w16sdtfl="http://schemas.microsoft.com/office/word/2024/wordml/sdtformatlock" xmlns:w16se="http://schemas.microsoft.com/office/word/2015/wordml/symex" xmlns:w16du="http://schemas.microsoft.com/office/word/2023/wordml/word16du" xmlns:wne="http://schemas.microsoft.com/office/word/2006/wordml" mc:Ignorable="w14 w15 w16se w16cid w16 w16cex w16sdtdh w16sdtfl w16du wp14">
   <w:p>
     <w:pPr>
       <w:pStyle w:val="Koptekst"/>
@@ -15336,7 +15212,7 @@
 </file>
 
 <file path=word/numbering.xml><?xml version="1.0" encoding="utf-8"?>
-<w:numbering xmlns:wpc="http://schemas.microsoft.com/office/word/2010/wordprocessingCanvas" xmlns:cx="http://schemas.microsoft.com/office/drawing/2014/chartex" xmlns:cx1="http://schemas.microsoft.com/office/drawing/2015/9/8/chartex" xmlns:cx2="http://schemas.microsoft.com/office/drawing/2015/10/21/chartex" xmlns:cx3="http://schemas.microsoft.com/office/drawing/2016/5/9/chartex" xmlns:cx4="http://schemas.microsoft.com/office/drawing/2016/5/10/chartex" xmlns:cx5="http://schemas.microsoft.com/office/drawing/2016/5/11/chartex" xmlns:cx6="http://schemas.microsoft.com/office/drawing/2016/5/12/chartex" xmlns:cx7="http://schemas.microsoft.com/office/drawing/2016/5/13/chartex" xmlns:cx8="http://schemas.microsoft.com/office/drawing/2016/5/14/chartex" xmlns:mc="http://schemas.openxmlformats.org/markup-compatibility/2006" xmlns:aink="http://schemas.microsoft.com/office/drawing/2016/ink" xmlns:am3d="http://schemas.microsoft.com/office/drawing/2017/model3d" xmlns:o="urn:schemas-microsoft-com:office:office" xmlns:oel="http://schemas.microsoft.com/office/2019/extlst" xmlns:r="http://schemas.openxmlformats.org/officeDocument/2006/relationships" xmlns:m="http://schemas.openxmlformats.org/officeDocument/2006/math" xmlns:v="urn:schemas-microsoft-com:vml" xmlns:wp14="http://schemas.microsoft.com/office/word/2010/wordprocessingDrawing" xmlns:wp="http://schemas.openxmlformats.org/drawingml/2006/wordprocessingDrawing" xmlns:w10="urn:schemas-microsoft-com:office:word" xmlns:w="http://schemas.openxmlformats.org/wordprocessingml/2006/main" xmlns:w14="http://schemas.microsoft.com/office/word/2010/wordml" xmlns:w15="http://schemas.microsoft.com/office/word/2012/wordml" xmlns:w16cex="http://schemas.microsoft.com/office/word/2018/wordml/cex" xmlns:w16cid="http://schemas.microsoft.com/office/word/2016/wordml/cid" xmlns:w16="http://schemas.microsoft.com/office/word/2018/wordml" xmlns:w16du="http://schemas.microsoft.com/office/word/2023/wordml/word16du" xmlns:w16sdtdh="http://schemas.microsoft.com/office/word/2020/wordml/sdtdatahash" xmlns:w16sdtfl="http://schemas.microsoft.com/office/word/2024/wordml/sdtformatlock" xmlns:w16se="http://schemas.microsoft.com/office/word/2015/wordml/symex" xmlns:wpg="http://schemas.microsoft.com/office/word/2010/wordprocessingGroup" xmlns:wpi="http://schemas.microsoft.com/office/word/2010/wordprocessingInk" xmlns:wne="http://schemas.microsoft.com/office/word/2006/wordml" xmlns:wps="http://schemas.microsoft.com/office/word/2010/wordprocessingShape" mc:Ignorable="w14 w15 w16se w16cid w16 w16cex w16sdtdh w16sdtfl w16du wp14">
+<w:numbering xmlns:wpc="http://schemas.microsoft.com/office/word/2010/wordprocessingCanvas" xmlns:cx="http://schemas.microsoft.com/office/drawing/2014/chartex" xmlns:cx1="http://schemas.microsoft.com/office/drawing/2015/9/8/chartex" xmlns:cx2="http://schemas.microsoft.com/office/drawing/2015/10/21/chartex" xmlns:cx3="http://schemas.microsoft.com/office/drawing/2016/5/9/chartex" xmlns:cx4="http://schemas.microsoft.com/office/drawing/2016/5/10/chartex" xmlns:cx5="http://schemas.microsoft.com/office/drawing/2016/5/11/chartex" xmlns:cx6="http://schemas.microsoft.com/office/drawing/2016/5/12/chartex" xmlns:cx7="http://schemas.microsoft.com/office/drawing/2016/5/13/chartex" xmlns:cx8="http://schemas.microsoft.com/office/drawing/2016/5/14/chartex" xmlns:mc="http://schemas.openxmlformats.org/markup-compatibility/2006" xmlns:m="http://schemas.openxmlformats.org/officeDocument/2006/math" xmlns:aink="http://schemas.microsoft.com/office/drawing/2016/ink" xmlns:am3d="http://schemas.microsoft.com/office/drawing/2017/model3d" xmlns:oel="http://schemas.microsoft.com/office/2019/extlst" xmlns:r="http://schemas.openxmlformats.org/officeDocument/2006/relationships" xmlns:wp14="http://schemas.microsoft.com/office/word/2010/wordprocessingDrawing" xmlns:wp="http://schemas.openxmlformats.org/drawingml/2006/wordprocessingDrawing" xmlns:wpg="http://schemas.microsoft.com/office/word/2010/wordprocessingGroup" xmlns:wpi="http://schemas.microsoft.com/office/word/2010/wordprocessingInk" xmlns:wps="http://schemas.microsoft.com/office/word/2010/wordprocessingShape" xmlns:o="urn:schemas-microsoft-com:office:office" xmlns:v="urn:schemas-microsoft-com:vml" xmlns:w10="urn:schemas-microsoft-com:office:word" xmlns:w="http://schemas.openxmlformats.org/wordprocessingml/2006/main" xmlns:w14="http://schemas.microsoft.com/office/word/2010/wordml" xmlns:w15="http://schemas.microsoft.com/office/word/2012/wordml" xmlns:w16cei="http://schemas.microsoft.com/office/word/2026/wordml/cei" xmlns:w16cex="http://schemas.microsoft.com/office/word/2018/wordml/cex" xmlns:w16cid="http://schemas.microsoft.com/office/word/2016/wordml/cid" xmlns:w16="http://schemas.microsoft.com/office/word/2018/wordml" xmlns:w16sdtdh="http://schemas.microsoft.com/office/word/2020/wordml/sdtdatahash" xmlns:w16sdtfl="http://schemas.microsoft.com/office/word/2024/wordml/sdtformatlock" xmlns:w16se="http://schemas.microsoft.com/office/word/2015/wordml/symex" xmlns:w16du="http://schemas.microsoft.com/office/word/2023/wordml/word16du" xmlns:wne="http://schemas.microsoft.com/office/word/2006/wordml" mc:Ignorable="w14 w15 w16se w16cid w16 w16cex w16sdtdh w16sdtfl w16du wp14">
   <w:abstractNum w:abstractNumId="0" w15:restartNumberingAfterBreak="0">
     <w:nsid w:val="3F9F027F"/>
     <w:multiLevelType w:val="hybridMultilevel"/>
@@ -15457,7 +15333,7 @@
 </file>
 
 <file path=word/styles.xml><?xml version="1.0" encoding="utf-8"?>
-<w:styles xmlns:mc="http://schemas.openxmlformats.org/markup-compatibility/2006" xmlns:r="http://schemas.openxmlformats.org/officeDocument/2006/relationships" xmlns:w="http://schemas.openxmlformats.org/wordprocessingml/2006/main" xmlns:w14="http://schemas.microsoft.com/office/word/2010/wordml" xmlns:w15="http://schemas.microsoft.com/office/word/2012/wordml" xmlns:w16cex="http://schemas.microsoft.com/office/word/2018/wordml/cex" xmlns:w16cid="http://schemas.microsoft.com/office/word/2016/wordml/cid" xmlns:w16="http://schemas.microsoft.com/office/word/2018/wordml" xmlns:w16du="http://schemas.microsoft.com/office/word/2023/wordml/word16du" xmlns:w16sdtdh="http://schemas.microsoft.com/office/word/2020/wordml/sdtdatahash" xmlns:w16sdtfl="http://schemas.microsoft.com/office/word/2024/wordml/sdtformatlock" xmlns:w16se="http://schemas.microsoft.com/office/word/2015/wordml/symex" mc:Ignorable="w14 w15 w16se w16cid w16 w16cex w16sdtdh w16sdtfl w16du">
+<w:styles xmlns:mc="http://schemas.openxmlformats.org/markup-compatibility/2006" xmlns:r="http://schemas.openxmlformats.org/officeDocument/2006/relationships" xmlns:w="http://schemas.openxmlformats.org/wordprocessingml/2006/main" xmlns:w14="http://schemas.microsoft.com/office/word/2010/wordml" xmlns:w15="http://schemas.microsoft.com/office/word/2012/wordml" xmlns:w16cex="http://schemas.microsoft.com/office/word/2018/wordml/cex" xmlns:w16cid="http://schemas.microsoft.com/office/word/2016/wordml/cid" xmlns:w16="http://schemas.microsoft.com/office/word/2018/wordml" xmlns:w16sdtdh="http://schemas.microsoft.com/office/word/2020/wordml/sdtdatahash" xmlns:w16sdtfl="http://schemas.microsoft.com/office/word/2024/wordml/sdtformatlock" xmlns:w16se="http://schemas.microsoft.com/office/word/2015/wordml/symex" xmlns:w16du="http://schemas.microsoft.com/office/word/2023/wordml/word16du" mc:Ignorable="w14 w15 w16se w16cid w16 w16cex w16sdtdh w16sdtfl w16du">
   <w:docDefaults>
     <w:rPrDefault>
       <w:rPr>
